--- a/CSupdates feeder.docx
+++ b/CSupdates feeder.docx
@@ -3,1157 +3,1140 @@
 <w:document xmlns:wpc="http://schemas.microsoft.com/office/word/2010/wordprocessingCanvas" xmlns:cx="http://schemas.microsoft.com/office/drawing/2014/chartex" xmlns:cx1="http://schemas.microsoft.com/office/drawing/2015/9/8/chartex" xmlns:cx2="http://schemas.microsoft.com/office/drawing/2015/10/21/chartex" xmlns:cx3="http://schemas.microsoft.com/office/drawing/2016/5/9/chartex" xmlns:cx4="http://schemas.microsoft.com/office/drawing/2016/5/10/chartex" xmlns:cx5="http://schemas.microsoft.com/office/drawing/2016/5/11/chartex" xmlns:cx6="http://schemas.microsoft.com/office/drawing/2016/5/12/chartex" xmlns:cx7="http://schemas.microsoft.com/office/drawing/2016/5/13/chartex" xmlns:cx8="http://schemas.microsoft.com/office/drawing/2016/5/14/chartex" xmlns:mc="http://schemas.openxmlformats.org/markup-compatibility/2006" xmlns:aink="http://schemas.microsoft.com/office/drawing/2016/ink" xmlns:am3d="http://schemas.microsoft.com/office/drawing/2017/model3d" xmlns:o="urn:schemas-microsoft-com:office:office" xmlns:oel="http://schemas.microsoft.com/office/2019/extlst" xmlns:r="http://schemas.openxmlformats.org/officeDocument/2006/relationships" xmlns:m="http://schemas.openxmlformats.org/officeDocument/2006/math" xmlns:v="urn:schemas-microsoft-com:vml" xmlns:wp14="http://schemas.microsoft.com/office/word/2010/wordprocessingDrawing" xmlns:wp="http://schemas.openxmlformats.org/drawingml/2006/wordprocessingDrawing" xmlns:w10="urn:schemas-microsoft-com:office:word" xmlns:w="http://schemas.openxmlformats.org/wordprocessingml/2006/main" xmlns:w14="http://schemas.microsoft.com/office/word/2010/wordml" xmlns:w15="http://schemas.microsoft.com/office/word/2012/wordml" xmlns:w16cex="http://schemas.microsoft.com/office/word/2018/wordml/cex" xmlns:w16cid="http://schemas.microsoft.com/office/word/2016/wordml/cid" xmlns:w16="http://schemas.microsoft.com/office/word/2018/wordml" xmlns:w16du="http://schemas.microsoft.com/office/word/2023/wordml/word16du" xmlns:w16sdtdh="http://schemas.microsoft.com/office/word/2020/wordml/sdtdatahash" xmlns:w16sdtfl="http://schemas.microsoft.com/office/word/2024/wordml/sdtformatlock" xmlns:w16se="http://schemas.microsoft.com/office/word/2015/wordml/symex" xmlns:wpg="http://schemas.microsoft.com/office/word/2010/wordprocessingGroup" xmlns:wpi="http://schemas.microsoft.com/office/word/2010/wordprocessingInk" xmlns:wne="http://schemas.microsoft.com/office/word/2006/wordml" xmlns:wps="http://schemas.microsoft.com/office/word/2010/wordprocessingShape" mc:Ignorable="w14 w15 w16se w16cid w16 w16cex w16sdtdh w16sdtfl w16du wp14">
   <w:body>
     <w:p>
-      <w:r>
-        <w:t xml:space="preserve">January 28, </w:t>
+      <w:pPr>
+        <w:rPr>
+          <w:rFonts w:ascii="Segoe UI Emoji" w:hAnsi="Segoe UI Emoji" w:cs="Segoe UI Emoji"/>
+          <w:b/>
+          <w:bCs/>
+        </w:rPr>
+      </w:pPr>
+      <w:r>
+        <w:rPr>
+          <w:rFonts w:ascii="Segoe UI Emoji" w:hAnsi="Segoe UI Emoji" w:cs="Segoe UI Emoji"/>
+          <w:b/>
+          <w:bCs/>
+        </w:rPr>
+        <w:t>January, 29, 2026:</w:t>
+      </w:r>
+    </w:p>
+    <w:p>
+      <w:pPr>
+        <w:rPr>
+          <w:b/>
+          <w:bCs/>
+        </w:rPr>
+      </w:pPr>
+      <w:r>
+        <w:rPr>
+          <w:rFonts w:ascii="Segoe UI Emoji" w:hAnsi="Segoe UI Emoji" w:cs="Segoe UI Emoji"/>
+          <w:b/>
+          <w:bCs/>
+        </w:rPr>
+        <w:t>🔵</w:t>
+      </w:r>
+      <w:r>
+        <w:rPr>
+          <w:b/>
+          <w:bCs/>
+        </w:rPr>
+        <w:t xml:space="preserve"> BILLING UPDATES</w:t>
+      </w:r>
+    </w:p>
+    <w:p>
+      <w:r>
+        <w:pict w14:anchorId="203E208A">
+          <v:rect id="_x0000_i1181" style="width:0;height:1.5pt" o:hralign="center" o:hrstd="t" o:hr="t" fillcolor="#a0a0a0" stroked="f"/>
+        </w:pict>
+      </w:r>
+    </w:p>
+    <w:p>
+      <w:r>
+        <w:t xml:space="preserve">@channel Good </w:t>
       </w:r>
       <w:proofErr w:type="gramStart"/>
       <w:r>
-        <w:t>2026</w:t>
+        <w:t>morning</w:t>
       </w:r>
       <w:proofErr w:type="gramEnd"/>
       <w:r>
-        <w:t xml:space="preserve"> updates:</w:t>
-      </w:r>
-    </w:p>
-    <w:p>
-      <w:r>
-        <w:t xml:space="preserve">@channel Good </w:t>
+        <w:t xml:space="preserve"> everyone. Here are some updates as we are moving into another Holiday.</w:t>
+      </w:r>
+    </w:p>
+    <w:p>
+      <w:r>
+        <w:t>Leadership is sending out a SMS blast message tomorrow, January 1st, to our entire abandoned cart list that will be a promo for a $26 evaluation (trt and hrt). The SMS will include that the link is good for 48hrs. We might see uptick in questions and evaluations. We cannot honor the promo outside of 48 hours.</w:t>
+      </w:r>
+      <w:r>
+        <w:br/>
+        <w:t>If you are unsure how to handle any questions regarding this, please send to the SS.</w:t>
+      </w:r>
+      <w:r>
+        <w:br/>
+        <w:t>We want to instruct the patient's to refer to the price given on their specific check out.</w:t>
+      </w:r>
+      <w:r>
+        <w:br/>
+        <w:t>The discounted price will be provided when patient's utilize the link provided within 48 hours of retrieval.</w:t>
+      </w:r>
+      <w:r>
+        <w:br/>
+        <w:t xml:space="preserve">If patient's are upset about this timeframe we cannot make adjustments. Once </w:t>
       </w:r>
       <w:proofErr w:type="gramStart"/>
       <w:r>
-        <w:t>morning</w:t>
+        <w:t>again</w:t>
       </w:r>
       <w:proofErr w:type="gramEnd"/>
       <w:r>
-        <w:t xml:space="preserve"> everyone. Here are some updates as we are moving into another Holiday.</w:t>
+        <w:t xml:space="preserve"> we should direct them to what is reflected in their personal check out.</w:t>
+      </w:r>
+    </w:p>
+    <w:p>
+      <w:r>
+        <w:t>End of update</w:t>
+      </w:r>
+    </w:p>
+    <w:p>
+      <w:r>
+        <w:pict w14:anchorId="0A731E76">
+          <v:rect id="_x0000_i1182" style="width:0;height:1.5pt" o:hralign="center" o:hrstd="t" o:hr="t" fillcolor="#a0a0a0" stroked="f"/>
+        </w:pict>
+      </w:r>
+    </w:p>
+    <w:p>
+      <w:r>
+        <w:t>-Patient states they did not agree to auto renewing subscription</w:t>
+      </w:r>
+    </w:p>
+    <w:p>
+      <w:r>
+        <w:t>The following macros have been updated for if a patient messages in stating they did not agree to an auto renewing subscription. These include an image of the terms each patient agrees to when they sign up for the associated HRT/TRT subscription. Here are the macro titles:</w:t>
+      </w:r>
+    </w:p>
+    <w:p>
+      <w:r>
+        <w:t>Patient states they did not sign up for auto renewing subscription at a rate of $199 every 4 weeks</w:t>
+      </w:r>
+    </w:p>
+    <w:p>
+      <w:r>
+        <w:t>Patient states they did not sign up for auto renewing subscription at a rate of $499 every 12 weeks</w:t>
+      </w:r>
+    </w:p>
+    <w:p>
+      <w:r>
+        <w:t>Patient states they did not sign up for auto renewing subscription at a rate of $1799 every 48 weeks</w:t>
+      </w:r>
+    </w:p>
+    <w:p>
+      <w:r>
+        <w:t>Please let me know if you have any questions!</w:t>
+      </w:r>
+    </w:p>
+    <w:p>
+      <w:r>
+        <w:t>End of update</w:t>
+      </w:r>
+    </w:p>
+    <w:p>
+      <w:r>
+        <w:pict w14:anchorId="7D643D8D">
+          <v:rect id="_x0000_i1183" style="width:0;height:1.5pt" o:hralign="center" o:hrstd="t" o:hr="t" fillcolor="#a0a0a0" stroked="f"/>
+        </w:pict>
+      </w:r>
+    </w:p>
+    <w:p>
+      <w:r>
+        <w:t>-Charge cost of labs if outside of a subscription</w:t>
+      </w:r>
+    </w:p>
+    <w:p>
+      <w:r>
+        <w:t>In the following two scenarios we will manually charge the patient a $35 fee for lab work. (Additional charges would apply if the patient chose to schedule at LabCorp or have any expanded panels tested.)</w:t>
+      </w:r>
+    </w:p>
+    <w:p>
+      <w:r>
+        <w:t>If a patient meets with a provider and it is determined that they need to have labs redone to reevaluate if they are a candidate for HRT/TRT (prior to them setting up a subscription), we will need to charge the $35 fee for the additional lab draw prior to scheduling.</w:t>
+      </w:r>
+    </w:p>
+    <w:p>
+      <w:r>
+        <w:lastRenderedPageBreak/>
+        <w:t>When a patient cancels their subscription and wants to complete a follow up visit with the provider to determine if they want to continue treatment. If the provider then recommends labs before the patient decides they'd like to continue with a subscription, they will need to be charged the $35 lab fee prior to scheduling.</w:t>
+      </w:r>
+    </w:p>
+    <w:p>
+      <w:r>
+        <w:t>CS will send these scenarios to the Shift Supervisor team for review/approval.</w:t>
+      </w:r>
+    </w:p>
+    <w:p>
+      <w:r>
+        <w:t>Once confirmed that the patient qualifies for the lab work outside of a subscription, it will be sent back to CS to process charge and provide the scheduling link to the patient.</w:t>
+      </w:r>
+    </w:p>
+    <w:p>
+      <w:r>
+        <w:t>End of update</w:t>
+      </w:r>
+    </w:p>
+    <w:p>
+      <w:r>
+        <w:pict w14:anchorId="099A3C44">
+          <v:rect id="_x0000_i1184" style="width:0;height:1.5pt" o:hralign="center" o:hrstd="t" o:hr="t" fillcolor="#a0a0a0" stroked="f"/>
+        </w:pict>
+      </w:r>
+    </w:p>
+    <w:p>
+      <w:r>
+        <w:t>-Updating Billing Information</w:t>
+      </w:r>
+    </w:p>
+    <w:p>
+      <w:r>
+        <w:t>We cannot update a patient’s card or billing information manually. The patient will need to utilize their billing link to update any information themselves. Please direct them to their personal billing link.</w:t>
+      </w:r>
+    </w:p>
+    <w:p>
+      <w:r>
+        <w:t>End of update</w:t>
+      </w:r>
+    </w:p>
+    <w:p>
+      <w:r>
+        <w:pict w14:anchorId="7D06C1DC">
+          <v:rect id="_x0000_i1185" style="width:0;height:1.5pt" o:hralign="center" o:hrstd="t" o:hr="t" fillcolor="#a0a0a0" stroked="f"/>
+        </w:pict>
+      </w:r>
+    </w:p>
+    <w:p>
+      <w:r>
+        <w:t>-Existing Patients Requesting new prices</w:t>
+      </w:r>
+    </w:p>
+    <w:p>
+      <w:r>
+        <w:t xml:space="preserve">If an existing patient signed up under our previous prices at a higher rate and is requesting to be switched to our current lower </w:t>
+      </w:r>
+      <w:proofErr w:type="gramStart"/>
+      <w:r>
+        <w:t>rate</w:t>
+      </w:r>
+      <w:proofErr w:type="gramEnd"/>
+      <w:r>
+        <w:t xml:space="preserve"> we can honor this request.</w:t>
+      </w:r>
+      <w:r>
+        <w:br/>
+        <w:t>These matters can be sent to SS to review/address.</w:t>
+      </w:r>
+      <w:r>
+        <w:br/>
+        <w:t>We just do not want to offer this to the patient; it is only if they request it specifically.</w:t>
+      </w:r>
+    </w:p>
+    <w:p>
+      <w:r>
+        <w:t>End of update</w:t>
+      </w:r>
+    </w:p>
+    <w:p>
+      <w:r>
+        <w:pict w14:anchorId="074807DE">
+          <v:rect id="_x0000_i1186" style="width:0;height:1.5pt" o:hralign="center" o:hrstd="t" o:hr="t" fillcolor="#a0a0a0" stroked="f"/>
+        </w:pict>
+      </w:r>
+    </w:p>
+    <w:p>
+      <w:r>
+        <w:t>-Failed Payments caught up</w:t>
+      </w:r>
+    </w:p>
+    <w:p>
+      <w:r>
+        <w:t>If we see a case where a payment fails for one month and the patient makes a payment to their next subscription charge date when it arrives, they still end up with a failed payment tied to the new charge.</w:t>
+      </w:r>
+      <w:r>
+        <w:br/>
+        <w:t xml:space="preserve">Typically the system does not prompt any services while their subscription is inactive from failed payments. Due to this, the new charge should be </w:t>
+      </w:r>
+      <w:proofErr w:type="gramStart"/>
+      <w:r>
+        <w:t>voided</w:t>
+      </w:r>
+      <w:proofErr w:type="gramEnd"/>
+      <w:r>
+        <w:t xml:space="preserve"> or the charge date should be delayed.</w:t>
+      </w:r>
+      <w:r>
+        <w:br/>
+        <w:t>Please send these cases to the SS for review/action to void payment or delay the charge date.</w:t>
+      </w:r>
+      <w:r>
+        <w:br/>
+        <w:t>Remember to also create the refills and clarifications ticket for the pharmacy team to monitor any refills that may have been missed due to nonpayment.</w:t>
+      </w:r>
+    </w:p>
+    <w:p>
+      <w:r>
+        <w:t>End of update</w:t>
+      </w:r>
+    </w:p>
+    <w:p>
+      <w:r>
+        <w:pict w14:anchorId="71627556">
+          <v:rect id="_x0000_i1187" style="width:0;height:1.5pt" o:hralign="center" o:hrstd="t" o:hr="t" fillcolor="#a0a0a0" stroked="f"/>
+        </w:pict>
+      </w:r>
+    </w:p>
+    <w:p>
+      <w:pPr>
+        <w:rPr>
+          <w:b/>
+          <w:bCs/>
+        </w:rPr>
+      </w:pPr>
+      <w:r>
+        <w:rPr>
+          <w:rFonts w:ascii="Segoe UI Emoji" w:hAnsi="Segoe UI Emoji" w:cs="Segoe UI Emoji"/>
+          <w:b/>
+          <w:bCs/>
+        </w:rPr>
+        <w:t>🟣</w:t>
+      </w:r>
+      <w:r>
+        <w:rPr>
+          <w:b/>
+          <w:bCs/>
+        </w:rPr>
+        <w:t xml:space="preserve"> PHARMACY UPDATES</w:t>
+      </w:r>
+    </w:p>
+    <w:p>
+      <w:r>
+        <w:lastRenderedPageBreak/>
+        <w:pict w14:anchorId="693C4C17">
+          <v:rect id="_x0000_i1188" style="width:0;height:1.5pt" o:hralign="center" o:hrstd="t" o:hr="t" fillcolor="#a0a0a0" stroked="f"/>
+        </w:pict>
+      </w:r>
+    </w:p>
+    <w:p>
+      <w:r>
+        <w:t>-Sublingual Progesterone 300mg</w:t>
+      </w:r>
+    </w:p>
+    <w:p>
+      <w:r>
+        <w:t>We will no longer be offering progesterone sublingual 300 mg for new patients or for follow-ups and the patients will be receiving a blast message letting them know about the change.</w:t>
+      </w:r>
+      <w:r>
+        <w:br/>
+        <w:t>If a patient has any additional questions from the message they receive, please defer to the SS team.</w:t>
+      </w:r>
+    </w:p>
+    <w:p>
+      <w:r>
+        <w:t>End of update</w:t>
+      </w:r>
+    </w:p>
+    <w:p>
+      <w:r>
+        <w:pict w14:anchorId="49400544">
+          <v:rect id="_x0000_i1189" style="width:0;height:1.5pt" o:hralign="center" o:hrstd="t" o:hr="t" fillcolor="#a0a0a0" stroked="f"/>
+        </w:pict>
+      </w:r>
+    </w:p>
+    <w:p>
+      <w:r>
+        <w:t>-Subscription Add Ons</w:t>
+      </w:r>
+    </w:p>
+    <w:p>
+      <w:r>
+        <w:t xml:space="preserve">When a patient reaches out about starting an add on medication, please reassign this to the RN team. The following steps will then be taken by the </w:t>
+      </w:r>
+      <w:proofErr w:type="gramStart"/>
+      <w:r>
+        <w:t>RN’s</w:t>
+      </w:r>
+      <w:proofErr w:type="gramEnd"/>
+      <w:r>
+        <w:t>:</w:t>
+      </w:r>
+    </w:p>
+    <w:p>
+      <w:r>
+        <w:t>If the add on was not discussed, the RN will redirect ticket to the provider.</w:t>
+      </w:r>
+    </w:p>
+    <w:p>
+      <w:r>
+        <w:t>If medication was discussed/approved by the provider during VV the RN may send subscription link.</w:t>
+      </w:r>
+    </w:p>
+    <w:p>
+      <w:r>
+        <w:t>End of update</w:t>
+      </w:r>
+    </w:p>
+    <w:p>
+      <w:r>
+        <w:pict w14:anchorId="3816E5A9">
+          <v:rect id="_x0000_i1190" style="width:0;height:1.5pt" o:hralign="center" o:hrstd="t" o:hr="t" fillcolor="#a0a0a0" stroked="f"/>
+        </w:pict>
+      </w:r>
+    </w:p>
+    <w:p>
+      <w:r>
+        <w:t>-HRT Unodose Instructions</w:t>
+      </w:r>
+    </w:p>
+    <w:p>
+      <w:r>
+        <w:t>The pharmacy unfortunately does not include any educational materials for the patients in each shipment.</w:t>
+      </w:r>
+      <w:r>
+        <w:br/>
+        <w:t>In instances that the patient requests instructions on how to use the cream dispenser, please send them the following macro: Unodose Instructions HRT</w:t>
+      </w:r>
+    </w:p>
+    <w:p>
+      <w:r>
+        <w:t>End of update</w:t>
+      </w:r>
+    </w:p>
+    <w:p>
+      <w:r>
+        <w:pict w14:anchorId="617543B5">
+          <v:rect id="_x0000_i1191" style="width:0;height:1.5pt" o:hralign="center" o:hrstd="t" o:hr="t" fillcolor="#a0a0a0" stroked="f"/>
+        </w:pict>
+      </w:r>
+    </w:p>
+    <w:p>
+      <w:r>
+        <w:t>-Curexa Delays when asking for overnight shipping</w:t>
+      </w:r>
+    </w:p>
+    <w:p>
+      <w:r>
+        <w:t>If a patient requests expedited shipping for a medication that is filled through Curexa specifically (Tcream, Tadalafil, Anastrozole doses over 2.5mg) it is not necessarily beneficial since we have to cancel the order and request the change in shipping which can cause more of a delay.</w:t>
+      </w:r>
+      <w:r>
+        <w:br/>
+        <w:t>Please send the patient the following macro: General CS: Curexa Overnight Shipping Request</w:t>
+      </w:r>
+    </w:p>
+    <w:p>
+      <w:r>
+        <w:t>End of update</w:t>
+      </w:r>
+    </w:p>
+    <w:p>
+      <w:r>
+        <w:pict w14:anchorId="6AB3633F">
+          <v:rect id="_x0000_i1192" style="width:0;height:1.5pt" o:hralign="center" o:hrstd="t" o:hr="t" fillcolor="#a0a0a0" stroked="f"/>
+        </w:pict>
+      </w:r>
+    </w:p>
+    <w:p>
+      <w:pPr>
+        <w:rPr>
+          <w:b/>
+          <w:bCs/>
+        </w:rPr>
+      </w:pPr>
+      <w:r>
+        <w:rPr>
+          <w:rFonts w:ascii="Segoe UI Emoji" w:hAnsi="Segoe UI Emoji" w:cs="Segoe UI Emoji"/>
+          <w:b/>
+          <w:bCs/>
+        </w:rPr>
+        <w:t>🟢</w:t>
+      </w:r>
+      <w:r>
+        <w:rPr>
+          <w:b/>
+          <w:bCs/>
+        </w:rPr>
+        <w:t xml:space="preserve"> LABS UPDATES</w:t>
+      </w:r>
+    </w:p>
+    <w:p>
+      <w:r>
+        <w:pict w14:anchorId="7EF368AF">
+          <v:rect id="_x0000_i1193" style="width:0;height:1.5pt" o:hralign="center" o:hrstd="t" o:hr="t" fillcolor="#a0a0a0" stroked="f"/>
+        </w:pict>
+      </w:r>
+    </w:p>
+    <w:p>
+      <w:r>
+        <w:t>-Lab links during Holiday</w:t>
+      </w:r>
+    </w:p>
+    <w:p>
+      <w:r>
+        <w:lastRenderedPageBreak/>
+        <w:t>Lab scheduling is rarely successful on major holidays and for this reason Lab bookings will be prevented on those days. This will hopefully help reduce the influx of error reports we get for lab booking on our major Holiday's.</w:t>
+      </w:r>
+    </w:p>
+    <w:p>
+      <w:r>
+        <w:t xml:space="preserve">If a patient is having an issue with the lab scheduling link during a major </w:t>
+      </w:r>
+      <w:proofErr w:type="gramStart"/>
+      <w:r>
+        <w:t>holiday</w:t>
+      </w:r>
+      <w:proofErr w:type="gramEnd"/>
+      <w:r>
+        <w:t xml:space="preserve"> please prompt the patient to try again after.</w:t>
+      </w:r>
+    </w:p>
+    <w:p>
+      <w:r>
+        <w:t>If the issue persists after the holiday, the patient should notify us.</w:t>
+      </w:r>
+    </w:p>
+    <w:p>
+      <w:r>
+        <w:t>End of update</w:t>
+      </w:r>
+    </w:p>
+    <w:p>
+      <w:r>
+        <w:pict w14:anchorId="5B040AFE">
+          <v:rect id="_x0000_i1194" style="width:0;height:1.5pt" o:hralign="center" o:hrstd="t" o:hr="t" fillcolor="#a0a0a0" stroked="f"/>
+        </w:pict>
+      </w:r>
+    </w:p>
+    <w:p>
+      <w:r>
+        <w:t>-Lab scheduling link issues</w:t>
+      </w:r>
+    </w:p>
+    <w:p>
+      <w:r>
+        <w:t xml:space="preserve">When issues occur for lab </w:t>
+      </w:r>
+      <w:proofErr w:type="gramStart"/>
+      <w:r>
+        <w:t>scheduling</w:t>
+      </w:r>
+      <w:proofErr w:type="gramEnd"/>
+      <w:r>
+        <w:t xml:space="preserve"> please do the following:</w:t>
+      </w:r>
+    </w:p>
+    <w:p>
+      <w:r>
+        <w:t>Verify lab scheduling is not working on our end and not just the patients</w:t>
+      </w:r>
+    </w:p>
+    <w:p>
+      <w:r>
+        <w:t>If it is not working, then this indicates the issue is not specific to the patient, and tech should be notified.</w:t>
+      </w:r>
+    </w:p>
+    <w:p>
+      <w:r>
+        <w:t>Please send message to Tech_CS channel.</w:t>
+      </w:r>
+    </w:p>
+    <w:p>
+      <w:r>
+        <w:t>Send message to the patient letting them know our tech has been notified.</w:t>
+      </w:r>
+    </w:p>
+    <w:p>
+      <w:r>
+        <w:t>Snooze ticket to follow up on the matter next day.</w:t>
+      </w:r>
+    </w:p>
+    <w:p>
+      <w:r>
+        <w:t>If Tech has not provided any updates attempt to utilize the link.</w:t>
+      </w:r>
+    </w:p>
+    <w:p>
+      <w:r>
+        <w:t xml:space="preserve">If it </w:t>
+      </w:r>
+      <w:proofErr w:type="gramStart"/>
+      <w:r>
+        <w:t>works</w:t>
+      </w:r>
+      <w:proofErr w:type="gramEnd"/>
+      <w:r>
+        <w:t xml:space="preserve"> please notify the patient to proceed.</w:t>
+      </w:r>
+    </w:p>
+    <w:p>
+      <w:r>
+        <w:t>If it does not work continue to snooze until tech provides an update or we see resolution on our end.</w:t>
+      </w:r>
+    </w:p>
+    <w:p>
+      <w:r>
+        <w:t>End of update</w:t>
+      </w:r>
+    </w:p>
+    <w:p>
+      <w:r>
+        <w:pict w14:anchorId="45269135">
+          <v:rect id="_x0000_i1195" style="width:0;height:1.5pt" o:hralign="center" o:hrstd="t" o:hr="t" fillcolor="#a0a0a0" stroked="f"/>
+        </w:pict>
+      </w:r>
+    </w:p>
+    <w:p>
+      <w:r>
+        <w:t xml:space="preserve">Hi @channel we had an error occur with our lab scheduling for patient's who completed their booking between the dates of 12/15/25- 1/2/26. The system replaced their legal name on the booking with "Testy Mr Tester". However, the lab order has the correct legal name. Many </w:t>
+      </w:r>
+      <w:proofErr w:type="gramStart"/>
+      <w:r>
+        <w:t>patient's</w:t>
+      </w:r>
+      <w:proofErr w:type="gramEnd"/>
+      <w:r>
+        <w:t xml:space="preserve"> have still been able to proceed with their lab appointment despite this hiccup.</w:t>
+      </w:r>
+    </w:p>
+    <w:p>
+      <w:r>
+        <w:t xml:space="preserve">If anyone reaches out and </w:t>
+      </w:r>
+      <w:proofErr w:type="gramStart"/>
+      <w:r>
+        <w:t>states</w:t>
+      </w:r>
+      <w:proofErr w:type="gramEnd"/>
+      <w:r>
+        <w:t xml:space="preserve"> the lab is unable to locate their name/booking or their booking is under "Testy Mr Tester" please send the following macro. If any escalations occur regarding this </w:t>
+      </w:r>
+      <w:proofErr w:type="gramStart"/>
+      <w:r>
+        <w:t>matter</w:t>
+      </w:r>
+      <w:proofErr w:type="gramEnd"/>
+      <w:r>
+        <w:t xml:space="preserve"> please defer to the shift supervisor team.</w:t>
+      </w:r>
+    </w:p>
+    <w:p>
+      <w:r>
+        <w:t>Title: Testy Mr Tester Lab Booking error causing lab to not be able to find the patient booking Appointment bookings were made between 12/15-1/2</w:t>
+      </w:r>
+    </w:p>
+    <w:p>
+      <w:r>
+        <w:t xml:space="preserve">"Hi there, we recently experienced a technical issue that caused our system to override the patient's name while booking their lab appointment. This issue has since been </w:t>
+      </w:r>
+      <w:proofErr w:type="gramStart"/>
+      <w:r>
+        <w:t>resolved, and</w:t>
+      </w:r>
+      <w:proofErr w:type="gramEnd"/>
+      <w:r>
+        <w:t xml:space="preserve"> should not affect future bookings.</w:t>
+      </w:r>
+    </w:p>
+    <w:p>
+      <w:r>
+        <w:lastRenderedPageBreak/>
+        <w:t>If you would still like to proceed with your lab draw you may provide the lab with this requisition/confirmation number listed on the lab order:</w:t>
+      </w:r>
+    </w:p>
+    <w:p>
+      <w:r>
+        <w:t xml:space="preserve">The lab should still be able to proceed with your lab draw with the valid lab order as it list the correct patient information. If </w:t>
+      </w:r>
+      <w:proofErr w:type="gramStart"/>
+      <w:r>
+        <w:t>needed</w:t>
+      </w:r>
+      <w:proofErr w:type="gramEnd"/>
+      <w:r>
+        <w:t xml:space="preserve"> we can also send you a secure email with a copy of your lab order.</w:t>
+      </w:r>
+    </w:p>
+    <w:p>
+      <w:r>
+        <w:t xml:space="preserve">If you prefer to reschedule your lab </w:t>
+      </w:r>
+      <w:proofErr w:type="gramStart"/>
+      <w:r>
+        <w:t>draw</w:t>
+      </w:r>
+      <w:proofErr w:type="gramEnd"/>
+      <w:r>
+        <w:t xml:space="preserve"> please let us know here, and we will send you the lab scheduling link:</w:t>
+      </w:r>
+    </w:p>
+    <w:p>
+      <w:r>
+        <w:t>Please let us know here if we can be of any further assistance to you. Have a great day!"</w:t>
+      </w:r>
+    </w:p>
+    <w:p>
+      <w:r>
+        <w:t>End of update</w:t>
+      </w:r>
+    </w:p>
+    <w:p>
+      <w:r>
+        <w:pict w14:anchorId="739D7D69">
+          <v:rect id="_x0000_i1196" style="width:0;height:1.5pt" o:hralign="center" o:hrstd="t" o:hr="t" fillcolor="#a0a0a0" stroked="f"/>
+        </w:pict>
+      </w:r>
+    </w:p>
+    <w:p>
+      <w:r>
+        <w:t>-HRT Labs not required for specific patients</w:t>
+      </w:r>
+    </w:p>
+    <w:p>
+      <w:r>
+        <w:t>We have successfully been seeing New York HRT patients with no labs for several weeks now. We are going to broaden the pilot program to several other patients in different states.</w:t>
+      </w:r>
+    </w:p>
+    <w:p>
+      <w:r>
+        <w:t>Please ALWAYS first check to see if a lab order was generated.</w:t>
+      </w:r>
+    </w:p>
+    <w:p>
+      <w:r>
+        <w:t>If no lab order was generated, that means they are part of our no labs pilot program. Please do not offer labs to these patients.</w:t>
+      </w:r>
+    </w:p>
+    <w:p>
+      <w:r>
+        <w:t>End of update</w:t>
+      </w:r>
+    </w:p>
+    <w:p>
+      <w:r>
+        <w:pict w14:anchorId="7BE11935">
+          <v:rect id="_x0000_i1197" style="width:0;height:1.5pt" o:hralign="center" o:hrstd="t" o:hr="t" fillcolor="#a0a0a0" stroked="f"/>
+        </w:pict>
+      </w:r>
+    </w:p>
+    <w:p>
+      <w:r>
+        <w:t>@channel Important reminder regarding the lab scheduling issues. Please remember that we do not want to create work arounds for any of these situations. We should not manually schedule any labs outside of Sonora Quest.</w:t>
+      </w:r>
+    </w:p>
+    <w:p>
+      <w:r>
+        <w:t>If a patient is having issues utilizing the lab scheduling links, please continue to take the following steps:</w:t>
+      </w:r>
+    </w:p>
+    <w:p>
+      <w:r>
+        <w:t>Post to the Tech Channel in Slack</w:t>
+      </w:r>
+    </w:p>
+    <w:p>
+      <w:r>
+        <w:t>Snooze to monitor and try again the next day</w:t>
+      </w:r>
+    </w:p>
+    <w:p>
+      <w:r>
+        <w:t xml:space="preserve">Tech is working diligently to correct the issues. In the </w:t>
+      </w:r>
+      <w:proofErr w:type="gramStart"/>
+      <w:r>
+        <w:t>meantime</w:t>
+      </w:r>
+      <w:proofErr w:type="gramEnd"/>
+      <w:r>
+        <w:t xml:space="preserve"> we do not want to cause more errors by creating these workarounds.</w:t>
+      </w:r>
+    </w:p>
+    <w:p>
+      <w:r>
+        <w:t>End of update</w:t>
+      </w:r>
+    </w:p>
+    <w:p>
+      <w:r>
+        <w:pict w14:anchorId="0590EE09">
+          <v:rect id="_x0000_i1198" style="width:0;height:1.5pt" o:hralign="center" o:hrstd="t" o:hr="t" fillcolor="#a0a0a0" stroked="f"/>
+        </w:pict>
+      </w:r>
+    </w:p>
+    <w:p>
+      <w:r>
+        <w:t>Hi @channel there was an erroneous message automatically sent out by CIO to HRT patient's who completed there eval stating:</w:t>
+      </w:r>
+    </w:p>
+    <w:p>
+      <w:r>
+        <w:t>"Hi there, welcome to Fountain – glad to have you here! The next step is scheduling your lab appointment. What times/dates would be good for you to go into a nearby lab for a blood test?"</w:t>
+      </w:r>
+    </w:p>
+    <w:p>
+      <w:r>
+        <w:lastRenderedPageBreak/>
+        <w:t xml:space="preserve">This was sent in error. Labs were not included at check out for these </w:t>
+      </w:r>
+      <w:proofErr w:type="gramStart"/>
+      <w:r>
+        <w:t>patient's</w:t>
+      </w:r>
+      <w:proofErr w:type="gramEnd"/>
+      <w:r>
+        <w:t xml:space="preserve"> as previously discussed. Rob has fixed this system error. Please send the following macro to these </w:t>
+      </w:r>
+      <w:proofErr w:type="gramStart"/>
+      <w:r>
+        <w:t>patient's</w:t>
+      </w:r>
+      <w:proofErr w:type="gramEnd"/>
+      <w:r>
+        <w:t xml:space="preserve"> with their VV scheduling link. Thanks!</w:t>
+      </w:r>
+    </w:p>
+    <w:p>
+      <w:r>
+        <w:t>Title: System Error causing lab scheduling message to send to HRT sign ups after 1/21/26</w:t>
+      </w:r>
+    </w:p>
+    <w:p>
+      <w:r>
+        <w:t>"Hi there, we apologize for the confusion—our system sent the previous message regarding lab scheduling in error.</w:t>
+      </w:r>
+      <w:r>
+        <w:br/>
+        <w:t>At this time, the next step is to schedule your initial video visit with one of our providers. If you haven’t already done so, please use the link below to book your appointment:</w:t>
+      </w:r>
+      <w:r>
+        <w:br/>
+        <w:t>[Insert scheduling link]</w:t>
+      </w:r>
+      <w:r>
+        <w:br/>
+        <w:t>We look forward to speaking with you soon!"</w:t>
+      </w:r>
+    </w:p>
+    <w:p>
+      <w:r>
+        <w:t>End of update</w:t>
+      </w:r>
+    </w:p>
+    <w:p>
+      <w:r>
+        <w:pict w14:anchorId="2408726A">
+          <v:rect id="_x0000_i1199" style="width:0;height:1.5pt" o:hralign="center" o:hrstd="t" o:hr="t" fillcolor="#a0a0a0" stroked="f"/>
+        </w:pict>
+      </w:r>
+    </w:p>
+    <w:p>
+      <w:pPr>
+        <w:rPr>
+          <w:b/>
+          <w:bCs/>
+        </w:rPr>
+      </w:pPr>
+      <w:r>
+        <w:rPr>
+          <w:rFonts w:ascii="Segoe UI Emoji" w:hAnsi="Segoe UI Emoji" w:cs="Segoe UI Emoji"/>
+          <w:b/>
+          <w:bCs/>
+        </w:rPr>
+        <w:t>🟨</w:t>
+      </w:r>
+      <w:r>
+        <w:rPr>
+          <w:b/>
+          <w:bCs/>
+        </w:rPr>
+        <w:t xml:space="preserve"> OPERATIONS UPDATES</w:t>
+      </w:r>
+    </w:p>
+    <w:p>
+      <w:r>
+        <w:pict w14:anchorId="731A0740">
+          <v:rect id="_x0000_i1200" style="width:0;height:1.5pt" o:hralign="center" o:hrstd="t" o:hr="t" fillcolor="#a0a0a0" stroked="f"/>
+        </w:pict>
+      </w:r>
+    </w:p>
+    <w:p>
+      <w:r>
+        <w:t>@channel There appears to be a routing error when a new subscription occurs. It is going to the Billing Team instead of the MA team.</w:t>
+      </w:r>
+      <w:r>
+        <w:br/>
+        <w:t>If you are assigned a new subscription ticket, please reassign this to the MA team. Tech is aware of the issue. Thank you!</w:t>
+      </w:r>
+    </w:p>
+    <w:p>
+      <w:r>
+        <w:t>End of update</w:t>
+      </w:r>
+    </w:p>
+    <w:p>
+      <w:r>
+        <w:pict w14:anchorId="48950BAD">
+          <v:rect id="_x0000_i1201" style="width:0;height:1.5pt" o:hralign="center" o:hrstd="t" o:hr="t" fillcolor="#a0a0a0" stroked="f"/>
+        </w:pict>
+      </w:r>
+    </w:p>
+    <w:p>
+      <w:r>
+        <w:t>-Resubscribing</w:t>
+      </w:r>
+    </w:p>
+    <w:p>
+      <w:r>
+        <w:t>If a patient who previously cancelled their subscription would like to restart, they will need to have an active subscription.</w:t>
+      </w:r>
+    </w:p>
+    <w:p>
+      <w:r>
+        <w:t>They would not go through the assessment again because they are already a patient in our system.</w:t>
+      </w:r>
+    </w:p>
+    <w:p>
+      <w:r>
+        <w:t>If labs are within 6 months, we can use those labs.</w:t>
+      </w:r>
+    </w:p>
+    <w:p>
+      <w:r>
+        <w:t>If labs are older than 6 months, then we should get an updated set of labs.</w:t>
+      </w:r>
+    </w:p>
+    <w:p>
+      <w:r>
+        <w:t>End of update</w:t>
+      </w:r>
+    </w:p>
+    <w:p>
+      <w:r>
+        <w:pict w14:anchorId="18EDB535">
+          <v:rect id="_x0000_i1202" style="width:0;height:1.5pt" o:hralign="center" o:hrstd="t" o:hr="t" fillcolor="#a0a0a0" stroked="f"/>
+        </w:pict>
+      </w:r>
+    </w:p>
+    <w:p>
+      <w:r>
+        <w:t>-Cancellation Reasons</w:t>
+      </w:r>
+    </w:p>
+    <w:p>
+      <w:r>
+        <w:t>We are adjusting our cancellation workflow. When a patient states that they would like to cancel, CS please send the macro titled:</w:t>
+      </w:r>
+    </w:p>
+    <w:p>
+      <w:r>
+        <w:t xml:space="preserve">"Our team has received your cancellation request. Before we make the appropriate adjustments to your account please share if any </w:t>
+      </w:r>
+      <w:proofErr w:type="gramStart"/>
+      <w:r>
+        <w:t>particular reason</w:t>
+      </w:r>
+      <w:proofErr w:type="gramEnd"/>
+      <w:r>
+        <w:t xml:space="preserve"> contributed to your decision to cancel your subscription. We would like to see if there is any way we can provide a more suitable experience for </w:t>
+      </w:r>
+      <w:r>
+        <w:lastRenderedPageBreak/>
+        <w:t>you. We appreciate your feedback as this will also help our team improve future patient experience."</w:t>
+      </w:r>
+    </w:p>
+    <w:p>
+      <w:r>
+        <w:t>Once the patient responds with their reason for cancellation, CS should send it to the Shift Supervisor team.</w:t>
+      </w:r>
+    </w:p>
+    <w:p>
+      <w:r>
+        <w:t>CS does not need to process cancellation in stripe. Once reason for cancellation request has been provided by the patient, send the matter to Shift Supervisor team. They will proceed with cancellation if appropriate.</w:t>
+      </w:r>
+    </w:p>
+    <w:p>
+      <w:r>
+        <w:rPr>
+          <w:b/>
+          <w:bCs/>
+          <w:i/>
+          <w:iCs/>
+        </w:rPr>
+        <w:t>Remember if a patient states they would like a refund, please specify that a refund was requested.</w:t>
+      </w:r>
+    </w:p>
+    <w:p>
+      <w:r>
+        <w:t>End of update</w:t>
+      </w:r>
+    </w:p>
+    <w:p>
+      <w:r>
+        <w:pict w14:anchorId="724D5F0F">
+          <v:rect id="_x0000_i1203" style="width:0;height:1.5pt" o:hralign="center" o:hrstd="t" o:hr="t" fillcolor="#a0a0a0" stroked="f"/>
+        </w:pict>
+      </w:r>
+    </w:p>
+    <w:p>
+      <w:r>
+        <w:t>-Relay Macro/Rerouting questions and concerns</w:t>
+      </w:r>
+    </w:p>
+    <w:p>
+      <w:r>
+        <w:t xml:space="preserve">When a patient messages in and their request/question needs to be routed to a different department we want to make sure we acknowledge the patient and let them know that we’ve received their </w:t>
+      </w:r>
+      <w:proofErr w:type="gramStart"/>
+      <w:r>
+        <w:t>message, and</w:t>
+      </w:r>
+      <w:proofErr w:type="gramEnd"/>
+      <w:r>
+        <w:t xml:space="preserve"> are seeking assistance from another department.</w:t>
+      </w:r>
+    </w:p>
+    <w:p>
+      <w:proofErr w:type="gramStart"/>
+      <w:r>
+        <w:t>CS</w:t>
+      </w:r>
+      <w:proofErr w:type="gramEnd"/>
+      <w:r>
+        <w:t xml:space="preserve"> please take the following steps:</w:t>
+      </w:r>
+    </w:p>
+    <w:p>
+      <w:r>
+        <w:t>Notify the patient that you are relaying their concern over to the correct department</w:t>
+      </w:r>
+    </w:p>
+    <w:p>
+      <w:r>
+        <w:t>Please utilize the macros listed under General CS: Relay for these situations</w:t>
+      </w:r>
+    </w:p>
+    <w:p>
+      <w:r>
+        <w:t>Then reroute the conversation or create a ticket for the correct department.</w:t>
+      </w:r>
+    </w:p>
+    <w:p>
+      <w:r>
+        <w:t>End of update</w:t>
+      </w:r>
+    </w:p>
+    <w:p>
+      <w:r>
+        <w:pict w14:anchorId="1D44B41E">
+          <v:rect id="_x0000_i1204" style="width:0;height:1.5pt" o:hralign="center" o:hrstd="t" o:hr="t" fillcolor="#a0a0a0" stroked="f"/>
+        </w:pict>
+      </w:r>
+    </w:p>
+    <w:p>
+      <w:pPr>
+        <w:rPr>
+          <w:b/>
+          <w:bCs/>
+        </w:rPr>
+      </w:pPr>
+      <w:r>
+        <w:rPr>
+          <w:rFonts w:ascii="Segoe UI Emoji" w:hAnsi="Segoe UI Emoji" w:cs="Segoe UI Emoji"/>
+          <w:b/>
+          <w:bCs/>
+        </w:rPr>
+        <w:t>🟥</w:t>
+      </w:r>
+      <w:r>
+        <w:rPr>
+          <w:b/>
+          <w:bCs/>
+        </w:rPr>
+        <w:t xml:space="preserve"> COMPLIANCE / CLINICAL UPDATES</w:t>
+      </w:r>
+    </w:p>
+    <w:p>
+      <w:r>
+        <w:pict w14:anchorId="6FBEAB80">
+          <v:rect id="_x0000_i1205" style="width:0;height:1.5pt" o:hralign="center" o:hrstd="t" o:hr="t" fillcolor="#a0a0a0" stroked="f"/>
+        </w:pict>
+      </w:r>
+    </w:p>
+    <w:p>
+      <w:r>
+        <w:t>-Employment Verification</w:t>
+      </w:r>
+    </w:p>
+    <w:p>
+      <w:r>
+        <w:t>If we receive a call from someone wanting employment verification with the company, please give them Lindsay’s email: lindsay@fountain.net</w:t>
+      </w:r>
+    </w:p>
+    <w:p>
+      <w:r>
+        <w:t>*** We do not provide employment verifications over the phone. ***</w:t>
+      </w:r>
+    </w:p>
+    <w:p>
+      <w:r>
+        <w:t>End of update</w:t>
+      </w:r>
+    </w:p>
+    <w:p>
+      <w:r>
+        <w:pict w14:anchorId="00C64E15">
+          <v:rect id="_x0000_i1206" style="width:0;height:1.5pt" o:hralign="center" o:hrstd="t" o:hr="t" fillcolor="#a0a0a0" stroked="f"/>
+        </w:pict>
+      </w:r>
+    </w:p>
+    <w:p>
+      <w:r>
+        <w:t>-3rd party communication for translation</w:t>
+      </w:r>
+    </w:p>
+    <w:p>
+      <w:r>
+        <w:t>As advised previously on these matters, if a family member attempts to reach out regarding the patient we SHOULD NOT confirm/deny if the mentioned patient is our patient.</w:t>
+      </w:r>
+    </w:p>
+    <w:p>
+      <w:r>
+        <w:lastRenderedPageBreak/>
+        <w:t>We are unable to communicate with anyone other than the patient for HIPAA compliance.</w:t>
+      </w:r>
+    </w:p>
+    <w:p>
+      <w:r>
+        <w:t>We should ONLY respond directly to the number we have on file for the patient in all scenarios letting them know who reached out/answers to questions.</w:t>
+      </w:r>
+    </w:p>
+    <w:p>
+      <w:r>
+        <w:t>If the patient needs a translator for the visit, the patient can message us about needing a translator for a visit once we get to that point.</w:t>
+      </w:r>
+    </w:p>
+    <w:p>
+      <w:r>
+        <w:t xml:space="preserve">If patient needs translation of info sent via message this is up to the </w:t>
+      </w:r>
+      <w:proofErr w:type="gramStart"/>
+      <w:r>
+        <w:t>patients</w:t>
+      </w:r>
+      <w:proofErr w:type="gramEnd"/>
+      <w:r>
+        <w:t xml:space="preserve"> discretion</w:t>
+      </w:r>
+    </w:p>
+    <w:p>
+      <w:r>
+        <w:t>End of update</w:t>
       </w:r>
     </w:p>
     <w:p/>
-    <w:p>
-      <w:r>
-        <w:t>Leadership is sending out a SMS blast message tomorrow, January 1st, to our entire abandoned cart list that will be a promo for a $26 evaluation (</w:t>
-      </w:r>
-      <w:proofErr w:type="spellStart"/>
-      <w:r>
-        <w:t>trt</w:t>
-      </w:r>
-      <w:proofErr w:type="spellEnd"/>
-      <w:r>
-        <w:t xml:space="preserve"> and </w:t>
-      </w:r>
-      <w:proofErr w:type="spellStart"/>
-      <w:r>
-        <w:t>hrt</w:t>
-      </w:r>
-      <w:proofErr w:type="spellEnd"/>
-      <w:r>
-        <w:t>). The SMS will include that the link is good for 48hrs. We might see uptick in questions and evaluations. We cannot honor the promo outside of 48 hours.</w:t>
-      </w:r>
-    </w:p>
-    <w:p>
-      <w:r>
-        <w:t>If you are unsure how to handle any questions regarding this, please send to the SS.</w:t>
-      </w:r>
-    </w:p>
-    <w:p>
-      <w:r>
-        <w:t xml:space="preserve">We want to instruct the </w:t>
-      </w:r>
-      <w:proofErr w:type="gramStart"/>
-      <w:r>
-        <w:t>patient's</w:t>
-      </w:r>
-      <w:proofErr w:type="gramEnd"/>
-      <w:r>
-        <w:t xml:space="preserve"> to refer to the price given on their specific check out. </w:t>
-      </w:r>
-    </w:p>
-    <w:p>
-      <w:r>
-        <w:t xml:space="preserve">The discounted price will be provided when </w:t>
-      </w:r>
-      <w:proofErr w:type="gramStart"/>
-      <w:r>
-        <w:t>patient's</w:t>
-      </w:r>
-      <w:proofErr w:type="gramEnd"/>
-      <w:r>
-        <w:t xml:space="preserve"> utilize the link provided within 48 hours of retrieval. </w:t>
-      </w:r>
-    </w:p>
-    <w:p>
-      <w:r>
-        <w:t xml:space="preserve">If </w:t>
-      </w:r>
-      <w:proofErr w:type="gramStart"/>
-      <w:r>
-        <w:t>patient's</w:t>
-      </w:r>
-      <w:proofErr w:type="gramEnd"/>
-      <w:r>
-        <w:t xml:space="preserve"> are upset about this timeframe we cannot make adjustments. Once </w:t>
-      </w:r>
-      <w:proofErr w:type="gramStart"/>
-      <w:r>
-        <w:t>again</w:t>
-      </w:r>
-      <w:proofErr w:type="gramEnd"/>
-      <w:r>
-        <w:t xml:space="preserve"> we should direct them to what is reflected in their personal check out.</w:t>
-      </w:r>
-    </w:p>
-    <w:p/>
-    <w:p>
-      <w:r>
-        <w:t>-Lab links during Holiday</w:t>
-      </w:r>
-    </w:p>
-    <w:p>
-      <w:r>
-        <w:t>Lab scheduling is rarely successful on major holidays and for this reason Lab bookings will be prevented on those days. This will hopefully help reduce the influx of error reports we get for lab booking on our major Holiday's.</w:t>
-      </w:r>
-    </w:p>
-    <w:p>
-      <w:r>
-        <w:t xml:space="preserve">If a patient is having an issue with the lab scheduling link during a major </w:t>
-      </w:r>
-      <w:proofErr w:type="gramStart"/>
-      <w:r>
-        <w:t>holiday</w:t>
-      </w:r>
-      <w:proofErr w:type="gramEnd"/>
-      <w:r>
-        <w:t xml:space="preserve"> please prompt the patient to try again after.</w:t>
-      </w:r>
-    </w:p>
-    <w:p>
-      <w:r>
-        <w:t>If the issue persists after the holiday, the patient should notify us.</w:t>
-      </w:r>
-    </w:p>
-    <w:p/>
-    <w:p>
-      <w:r>
-        <w:t xml:space="preserve">-Lab scheduling link issues </w:t>
-      </w:r>
-    </w:p>
-    <w:p>
-      <w:r>
-        <w:t xml:space="preserve">When issues occur for lab </w:t>
-      </w:r>
-      <w:proofErr w:type="gramStart"/>
-      <w:r>
-        <w:t>scheduling</w:t>
-      </w:r>
-      <w:proofErr w:type="gramEnd"/>
-      <w:r>
-        <w:t xml:space="preserve"> please do the following:</w:t>
-      </w:r>
-    </w:p>
-    <w:p>
-      <w:r>
-        <w:t>Verify lab scheduling is not working on our end and not just the patients</w:t>
-      </w:r>
-    </w:p>
-    <w:p>
-      <w:r>
-        <w:t xml:space="preserve">If it is not working, then this indicates the issue is not specific to the patient, and tech should be notified. </w:t>
-      </w:r>
-    </w:p>
-    <w:p>
-      <w:r>
-        <w:t xml:space="preserve">Please send message to </w:t>
-      </w:r>
-      <w:proofErr w:type="spellStart"/>
-      <w:r>
-        <w:t>Tech_CS</w:t>
-      </w:r>
-      <w:proofErr w:type="spellEnd"/>
-      <w:r>
-        <w:t xml:space="preserve"> channel.</w:t>
-      </w:r>
-    </w:p>
-    <w:p>
-      <w:r>
-        <w:t>Send message to the patient letting them know our tech has been notified.</w:t>
-      </w:r>
-    </w:p>
-    <w:p>
-      <w:r>
-        <w:t xml:space="preserve">Snooze ticket to follow up on the matter next day. </w:t>
-      </w:r>
-    </w:p>
-    <w:p>
-      <w:r>
-        <w:t>If Tech has not provided any updates attempt to utilize the link.</w:t>
-      </w:r>
-    </w:p>
-    <w:p>
-      <w:r>
-        <w:t xml:space="preserve">If it </w:t>
-      </w:r>
-      <w:proofErr w:type="gramStart"/>
-      <w:r>
-        <w:t>works</w:t>
-      </w:r>
-      <w:proofErr w:type="gramEnd"/>
-      <w:r>
-        <w:t xml:space="preserve"> please notify the patient to proceed. </w:t>
-      </w:r>
-    </w:p>
-    <w:p>
-      <w:r>
-        <w:lastRenderedPageBreak/>
-        <w:t>If it does not work continue to snooze until tech provides an update or we see resolution on our end.</w:t>
-      </w:r>
-    </w:p>
-    <w:p/>
-    <w:p>
-      <w:r>
-        <w:t xml:space="preserve">-Patient states they did not agree to auto renewing subscription </w:t>
-      </w:r>
-    </w:p>
-    <w:p>
-      <w:r>
-        <w:t>The following macros have been updated for if a patient messages in stating they did not agree to an auto renewing subscription. These include an image of the terms each patient agrees to when they sign up for the associated HRT/TRT subscription. Here are the macro titles:</w:t>
-      </w:r>
-    </w:p>
-    <w:p/>
-    <w:p>
-      <w:r>
-        <w:t>Patient states they did not sign up for auto renewing subscription at a rate of $199 every 4 weeks</w:t>
-      </w:r>
-    </w:p>
-    <w:p>
-      <w:r>
-        <w:t>Patient states they did not sign up for auto renewing subscription at a rate of $499 every 12 weeks</w:t>
-      </w:r>
-    </w:p>
-    <w:p>
-      <w:r>
-        <w:t>Patient states they did not sign up for auto renewing subscription at a rate of $1799 every 48 weeks</w:t>
-      </w:r>
-    </w:p>
-    <w:p/>
-    <w:p>
-      <w:r>
-        <w:t>Please let me know if you have any questions!</w:t>
-      </w:r>
-    </w:p>
-    <w:p/>
-    <w:p>
-      <w:r>
-        <w:t>End of update</w:t>
-      </w:r>
-    </w:p>
-    <w:p/>
-    <w:p>
-      <w:r>
-        <w:t xml:space="preserve">Hi @channel we had an error occur with our lab scheduling for </w:t>
-      </w:r>
-      <w:proofErr w:type="spellStart"/>
-      <w:r>
-        <w:t>patient's</w:t>
-      </w:r>
-      <w:proofErr w:type="spellEnd"/>
-      <w:r>
-        <w:t xml:space="preserve"> who completed their booking between the dates of 12/15/25- 1/2/26. The system replaced their legal name on the booking with "Testy </w:t>
-      </w:r>
-      <w:proofErr w:type="spellStart"/>
-      <w:r>
-        <w:t>Mr</w:t>
-      </w:r>
-      <w:proofErr w:type="spellEnd"/>
-      <w:r>
-        <w:t xml:space="preserve"> Tester". However, the lab order has the correct legal name. Many </w:t>
-      </w:r>
-      <w:proofErr w:type="spellStart"/>
-      <w:proofErr w:type="gramStart"/>
-      <w:r>
-        <w:t>patient's</w:t>
-      </w:r>
-      <w:proofErr w:type="spellEnd"/>
-      <w:proofErr w:type="gramEnd"/>
-      <w:r>
-        <w:t xml:space="preserve"> have still been able to proceed with their lab appointment despite this hiccup.</w:t>
-      </w:r>
-    </w:p>
-    <w:p>
-      <w:r>
-        <w:t xml:space="preserve">If anyone reaches out and </w:t>
-      </w:r>
-      <w:proofErr w:type="gramStart"/>
-      <w:r>
-        <w:t>states</w:t>
-      </w:r>
-      <w:proofErr w:type="gramEnd"/>
-      <w:r>
-        <w:t xml:space="preserve"> the lab is unable to locate their name/booking or their booking is under "Testy </w:t>
-      </w:r>
-      <w:proofErr w:type="spellStart"/>
-      <w:r>
-        <w:t>Mr</w:t>
-      </w:r>
-      <w:proofErr w:type="spellEnd"/>
-      <w:r>
-        <w:t xml:space="preserve"> Tester" please send the following macro. If any escalations occur regarding this </w:t>
-      </w:r>
-      <w:proofErr w:type="gramStart"/>
-      <w:r>
-        <w:t>matter</w:t>
-      </w:r>
-      <w:proofErr w:type="gramEnd"/>
-      <w:r>
-        <w:t xml:space="preserve"> please defer to the shift supervisor team.</w:t>
-      </w:r>
-    </w:p>
-    <w:p/>
-    <w:p>
-      <w:r>
-        <w:t xml:space="preserve">Title: Testy </w:t>
-      </w:r>
-      <w:proofErr w:type="spellStart"/>
-      <w:r>
-        <w:t>Mr</w:t>
-      </w:r>
-      <w:proofErr w:type="spellEnd"/>
-      <w:r>
-        <w:t xml:space="preserve"> Tester Lab Booking error causing lab to not be able to find the patient booking Appointment bookings were made between 12/15-1/2</w:t>
-      </w:r>
-    </w:p>
-    <w:p>
-      <w:r>
-        <w:t xml:space="preserve">"Hi there, we recently experienced a technical issue that caused our system to override the patient's name while booking their lab appointment. This issue has since been </w:t>
-      </w:r>
-      <w:proofErr w:type="gramStart"/>
-      <w:r>
-        <w:t>resolved, and</w:t>
-      </w:r>
-      <w:proofErr w:type="gramEnd"/>
-      <w:r>
-        <w:t xml:space="preserve"> should not affect future bookings.</w:t>
-      </w:r>
-    </w:p>
-    <w:p/>
-    <w:p>
-      <w:r>
-        <w:t>If you would still like to proceed with your lab draw you may provide the lab with this requisition/confirmation number listed on the lab order:</w:t>
-      </w:r>
-    </w:p>
-    <w:p>
-      <w:r>
-        <w:lastRenderedPageBreak/>
-        <w:t xml:space="preserve">The lab should still be able to proceed with your lab draw with the valid lab order as it list the correct patient information. If </w:t>
-      </w:r>
-      <w:proofErr w:type="gramStart"/>
-      <w:r>
-        <w:t>needed</w:t>
-      </w:r>
-      <w:proofErr w:type="gramEnd"/>
-      <w:r>
-        <w:t xml:space="preserve"> we can also send you a secure email with a copy of your lab order.</w:t>
-      </w:r>
-    </w:p>
-    <w:p/>
-    <w:p>
-      <w:r>
-        <w:t xml:space="preserve">If you prefer to reschedule your lab </w:t>
-      </w:r>
-      <w:proofErr w:type="gramStart"/>
-      <w:r>
-        <w:t>draw</w:t>
-      </w:r>
-      <w:proofErr w:type="gramEnd"/>
-      <w:r>
-        <w:t xml:space="preserve"> please let us know here, and we will send you the lab scheduling link:</w:t>
-      </w:r>
-    </w:p>
-    <w:p/>
-    <w:p>
-      <w:r>
-        <w:t>Please let us know here if we can be of any further assistance to you. Have a great day!"</w:t>
-      </w:r>
-    </w:p>
-    <w:p/>
-    <w:p>
-      <w:r>
-        <w:t>End of update</w:t>
-      </w:r>
-    </w:p>
-    <w:p/>
-    <w:p>
-      <w:r>
-        <w:t>@channel There appears to be a routing error when a new subscription occurs. It is going to the Billing Team instead of the MA team. If you are assigned a new subscription ticket, please reassign this to the MA team. Tech is aware of the issue. Thank you!</w:t>
-      </w:r>
-    </w:p>
-    <w:p>
-      <w:r>
-        <w:t>-</w:t>
-      </w:r>
-    </w:p>
-    <w:p>
-      <w:r>
-        <w:t>@channel Important reminders and updates. Please give a thumbs up when you have reviewed the following:</w:t>
-      </w:r>
-    </w:p>
-    <w:p/>
-    <w:p>
-      <w:r>
-        <w:t>-Employment Verification</w:t>
-      </w:r>
-    </w:p>
-    <w:p>
-      <w:r>
-        <w:t>If we receive a call from someone wanting employment verification with the company, please give them Lindsay’s email: lindsay@fountain.net</w:t>
-      </w:r>
-    </w:p>
-    <w:p/>
-    <w:p>
-      <w:r>
-        <w:t>*** We do not provide employment verifications over the phone. ***</w:t>
-      </w:r>
-    </w:p>
-    <w:p>
-      <w:r>
-        <w:tab/>
-      </w:r>
-    </w:p>
-    <w:p>
-      <w:r>
-        <w:t>-Subscription Add Ons</w:t>
-      </w:r>
-    </w:p>
-    <w:p>
-      <w:r>
-        <w:t xml:space="preserve">When a patient reaches out about starting an add on medication, please reassign this to the RN team. The following steps will then be taken by the </w:t>
-      </w:r>
-      <w:proofErr w:type="gramStart"/>
-      <w:r>
-        <w:t>RN’s</w:t>
-      </w:r>
-      <w:proofErr w:type="gramEnd"/>
-      <w:r>
-        <w:t>:</w:t>
-      </w:r>
-    </w:p>
-    <w:p>
-      <w:r>
-        <w:t>If the add on was not discussed, the RN will redirect ticket to the provider.</w:t>
-      </w:r>
-    </w:p>
-    <w:p>
-      <w:r>
-        <w:t>If medication was discussed/approved by the provider during VV the RN may send subscription link.</w:t>
-      </w:r>
-    </w:p>
-    <w:p>
-      <w:r>
-        <w:t xml:space="preserve"> </w:t>
-      </w:r>
-    </w:p>
-    <w:p>
-      <w:r>
-        <w:t>-3rd party communication for translation</w:t>
-      </w:r>
-    </w:p>
-    <w:p>
-      <w:r>
-        <w:lastRenderedPageBreak/>
-        <w:t>As advised previously on these matters, if a family member attempts to reach out regarding the patient we SHOULD NOT confirm/deny if the mentioned patient is our patient.</w:t>
-      </w:r>
-    </w:p>
-    <w:p>
-      <w:r>
-        <w:t xml:space="preserve">We are unable to communicate with anyone other than the patient for HIPAA compliance. </w:t>
-      </w:r>
-    </w:p>
-    <w:p>
-      <w:r>
-        <w:t>We should ONLY respond directly to the number we have on file for the patient in all scenarios letting them know who reached out/answers to questions.</w:t>
-      </w:r>
-    </w:p>
-    <w:p>
-      <w:r>
-        <w:t xml:space="preserve">If the patient needs a translator for the visit, the patient can message us about needing a translator for a visit once we get to that point. </w:t>
-      </w:r>
-    </w:p>
-    <w:p>
-      <w:r>
-        <w:t xml:space="preserve">If patient needs translation of info sent via message this is up to the </w:t>
-      </w:r>
-      <w:proofErr w:type="gramStart"/>
-      <w:r>
-        <w:t>patients</w:t>
-      </w:r>
-      <w:proofErr w:type="gramEnd"/>
-      <w:r>
-        <w:t xml:space="preserve"> discretion</w:t>
-      </w:r>
-    </w:p>
-    <w:p>
-      <w:r>
-        <w:t xml:space="preserve"> </w:t>
-      </w:r>
-    </w:p>
-    <w:p>
-      <w:r>
-        <w:t>-Resubscribing</w:t>
-      </w:r>
-    </w:p>
-    <w:p>
-      <w:r>
-        <w:t>If a patient who previously cancelled their subscription would like to restart, they will need to have an active subscription. They would not go through the assessment again because they are already a patient in our system.</w:t>
-      </w:r>
-    </w:p>
-    <w:p>
-      <w:r>
-        <w:t xml:space="preserve">If labs are within 6 months, we can use those labs. </w:t>
-      </w:r>
-    </w:p>
-    <w:p>
-      <w:r>
-        <w:t>If labs are older than 6 months, then we should get an updated set of labs.</w:t>
-      </w:r>
-    </w:p>
-    <w:p/>
-    <w:p/>
-    <w:p>
-      <w:r>
-        <w:t>Please let me know if you have any questions.</w:t>
-      </w:r>
-    </w:p>
-    <w:p/>
-    <w:p>
-      <w:r>
-        <w:t>End of update</w:t>
-      </w:r>
-    </w:p>
-    <w:p/>
-    <w:p>
-      <w:r>
-        <w:t>@channel Important reminder regarding the lab scheduling issues. Please remember that we do not want to create work arounds for any of these situations. We should not manually schedule any labs outside of Sonora Quest. If a patient is having issues utilizing the lab scheduling links, please continue to take the following steps:</w:t>
-      </w:r>
-    </w:p>
-    <w:p/>
-    <w:p>
-      <w:r>
-        <w:t>Post to the Tech Channel in Slack</w:t>
-      </w:r>
-    </w:p>
-    <w:p>
-      <w:r>
-        <w:t>Snooze to monitor and try again the next day</w:t>
-      </w:r>
-    </w:p>
-    <w:p/>
-    <w:p>
-      <w:r>
-        <w:t xml:space="preserve">Tech is working diligently to correct the issues. In the meantime we do not want to cause more errors </w:t>
-      </w:r>
-      <w:proofErr w:type="gramStart"/>
-      <w:r>
-        <w:t>by  creating</w:t>
-      </w:r>
-      <w:proofErr w:type="gramEnd"/>
-      <w:r>
-        <w:t xml:space="preserve"> these workarounds.</w:t>
-      </w:r>
-    </w:p>
-    <w:p/>
-    <w:p>
-      <w:r>
-        <w:lastRenderedPageBreak/>
-        <w:t>End of update</w:t>
-      </w:r>
-    </w:p>
-    <w:p/>
-    <w:p>
-      <w:r>
-        <w:t>Good morning @channel. We have some Updates and Reminders for the day. Please review.</w:t>
-      </w:r>
-    </w:p>
-    <w:p/>
-    <w:p>
-      <w:r>
-        <w:t>UPDATES</w:t>
-      </w:r>
-    </w:p>
-    <w:p/>
-    <w:p>
-      <w:r>
-        <w:t xml:space="preserve">-Sublingual Progesterone 300mg </w:t>
-      </w:r>
-    </w:p>
-    <w:p>
-      <w:r>
-        <w:t>We will no longer be offering progesterone sublingual 300 mg for new patients or for follow-ups and the patients will be receiving a blast message letting them know about the change.</w:t>
-      </w:r>
-    </w:p>
-    <w:p>
-      <w:r>
-        <w:t>If a patient has any additional questions from the message they receive, please defer to the SS team</w:t>
-      </w:r>
-    </w:p>
-    <w:p/>
-    <w:p/>
-    <w:p>
-      <w:r>
-        <w:t xml:space="preserve">-HRT Labs not required for specific patients </w:t>
-      </w:r>
-    </w:p>
-    <w:p>
-      <w:r>
-        <w:t xml:space="preserve"> We have successfully been seeing New York HRT patients with no labs for several weeks now. We are going to broaden the pilot program to several other patients in different states.</w:t>
-      </w:r>
-    </w:p>
-    <w:p>
-      <w:r>
-        <w:t xml:space="preserve"> Please ALWAYS first check to see if a lab order was generated.</w:t>
-      </w:r>
-    </w:p>
-    <w:p>
-      <w:r>
-        <w:t>If no lab order was generated, that means they are part of our no labs pilot program. Please do not offer labs to these patients.</w:t>
-      </w:r>
-    </w:p>
-    <w:p/>
-    <w:p/>
-    <w:p>
-      <w:r>
-        <w:t xml:space="preserve"> -Charge cost of labs if outside of a subscription</w:t>
-      </w:r>
-    </w:p>
-    <w:p>
-      <w:r>
-        <w:t xml:space="preserve"> In the following two scenarios we will manually charge the patient a $35 fee for lab work. (Additional charges would apply if the patient chose to schedule at LabCorp or have any expanded panels tested.)</w:t>
-      </w:r>
-    </w:p>
-    <w:p>
-      <w:r>
-        <w:t xml:space="preserve">If a patient meets with a provider and it is determined that they need to have labs redone to reevaluate if they are a candidate for HRT/TRT (prior to them setting up a subscription), we will need to charge the $35 fee for the additional lab draw prior to scheduling. </w:t>
-      </w:r>
-    </w:p>
-    <w:p>
-      <w:r>
-        <w:t xml:space="preserve">When a patient cancels their subscription and wants to complete a follow up visit with the provider to determine if they want to continue treatment. If the provider then recommends labs before the patient decides they'd like to continue with a subscription, they will need to be charged the $35 lab fee prior to scheduling. </w:t>
-      </w:r>
-    </w:p>
-    <w:p>
-      <w:r>
-        <w:t xml:space="preserve"> CS will send these scenarios to the Shift Supervisor team for review/approval.</w:t>
-      </w:r>
-    </w:p>
-    <w:p>
-      <w:r>
-        <w:lastRenderedPageBreak/>
-        <w:t xml:space="preserve"> Once confirmed that the patient qualifies for the lab work outside of a subscription, it will be sent back to CS to process charge and provide the scheduling link to the patient.</w:t>
-      </w:r>
-    </w:p>
-    <w:p/>
-    <w:p>
-      <w:r>
-        <w:t xml:space="preserve"> REMINDERS</w:t>
-      </w:r>
-    </w:p>
-    <w:p/>
-    <w:p>
-      <w:r>
-        <w:t xml:space="preserve"> -Relay Macro/Rerouting questions and concerns</w:t>
-      </w:r>
-    </w:p>
-    <w:p>
-      <w:r>
-        <w:t xml:space="preserve"> When a patient messages in and their request/question needs to be routed to a different department we want to make sure we acknowledge the patient and let them know that we’ve received their </w:t>
-      </w:r>
-      <w:proofErr w:type="gramStart"/>
-      <w:r>
-        <w:t>message, and</w:t>
-      </w:r>
-      <w:proofErr w:type="gramEnd"/>
-      <w:r>
-        <w:t xml:space="preserve"> are seeking assistance from another department.</w:t>
-      </w:r>
-    </w:p>
-    <w:p>
-      <w:r>
-        <w:t xml:space="preserve"> </w:t>
-      </w:r>
-      <w:proofErr w:type="gramStart"/>
-      <w:r>
-        <w:t>CS</w:t>
-      </w:r>
-      <w:proofErr w:type="gramEnd"/>
-      <w:r>
-        <w:t xml:space="preserve"> please take the following steps:</w:t>
-      </w:r>
-    </w:p>
-    <w:p>
-      <w:r>
-        <w:t xml:space="preserve">Notify the patient that you are relaying their concern over to the correct department </w:t>
-      </w:r>
-    </w:p>
-    <w:p>
-      <w:r>
-        <w:t>Please utilize the macros listed under General CS: Relay for these situations</w:t>
-      </w:r>
-    </w:p>
-    <w:p>
-      <w:r>
-        <w:t xml:space="preserve">Then reroute the conversation or create a ticket for the correct department. </w:t>
-      </w:r>
-    </w:p>
-    <w:p>
-      <w:r>
-        <w:t xml:space="preserve"> </w:t>
-      </w:r>
-    </w:p>
-    <w:p/>
-    <w:p>
-      <w:r>
-        <w:t xml:space="preserve"> -Updating Billing Information</w:t>
-      </w:r>
-    </w:p>
-    <w:p>
-      <w:r>
-        <w:t xml:space="preserve"> We cannot update a patient’s card or billing information manually. The patient will need to utilize their billing link to update any information themselves. Please direct them to their personal billing link.</w:t>
-      </w:r>
-    </w:p>
-    <w:p/>
-    <w:p/>
-    <w:p>
-      <w:r>
-        <w:t>-Cancelling when receiving a shipment notification</w:t>
-      </w:r>
-    </w:p>
-    <w:p>
-      <w:r>
-        <w:t xml:space="preserve">If a patient asks to cancel their subscription when they receive the automated shipment </w:t>
-      </w:r>
-      <w:proofErr w:type="gramStart"/>
-      <w:r>
-        <w:t>notification</w:t>
-      </w:r>
-      <w:proofErr w:type="gramEnd"/>
-      <w:r>
-        <w:t xml:space="preserve"> please use the following macro:</w:t>
-      </w:r>
-    </w:p>
-    <w:p>
-      <w:r>
-        <w:t>General CS: Cancelling with shipment notification</w:t>
-      </w:r>
-    </w:p>
-    <w:p/>
-    <w:p>
-      <w:r>
-        <w:t>This will help bypass any confusion in why they are still receiving the shipment when they asked to cancel</w:t>
-      </w:r>
-    </w:p>
-    <w:p/>
-    <w:p/>
-    <w:p/>
-    <w:p/>
-    <w:p>
-      <w:r>
-        <w:t xml:space="preserve">Please thumbs up this message after you review and let us know if you have any questions. </w:t>
-      </w:r>
-      <w:proofErr w:type="gramStart"/>
-      <w:r>
-        <w:t>Thanks</w:t>
-      </w:r>
-      <w:proofErr w:type="gramEnd"/>
-      <w:r>
-        <w:t xml:space="preserve"> team!</w:t>
-      </w:r>
-    </w:p>
-    <w:p/>
-    <w:p>
-      <w:r>
-        <w:t>End of update</w:t>
-      </w:r>
-    </w:p>
-    <w:p/>
-    <w:p>
-      <w:r>
-        <w:t>Hey @channel. Sorry it has taken me half the day to get these updates to you. I got a new work computer this week and its completely out of my realm (</w:t>
-      </w:r>
-      <w:proofErr w:type="spellStart"/>
-      <w:r>
-        <w:t>its</w:t>
-      </w:r>
-      <w:proofErr w:type="spellEnd"/>
-      <w:r>
-        <w:t xml:space="preserve"> a </w:t>
-      </w:r>
-      <w:proofErr w:type="spellStart"/>
-      <w:proofErr w:type="gramStart"/>
-      <w:r>
-        <w:t>Mac:grimacing</w:t>
-      </w:r>
-      <w:proofErr w:type="spellEnd"/>
-      <w:proofErr w:type="gramEnd"/>
-      <w:r>
-        <w:t xml:space="preserve">:) so </w:t>
-      </w:r>
-      <w:proofErr w:type="spellStart"/>
-      <w:r>
-        <w:t>its</w:t>
-      </w:r>
-      <w:proofErr w:type="spellEnd"/>
-      <w:r>
-        <w:t xml:space="preserve"> taking me a minute to adjust to everything. </w:t>
-      </w:r>
-      <w:proofErr w:type="gramStart"/>
-      <w:r>
-        <w:t>:</w:t>
-      </w:r>
-      <w:proofErr w:type="spellStart"/>
-      <w:r>
-        <w:t>rolling</w:t>
-      </w:r>
-      <w:proofErr w:type="gramEnd"/>
-      <w:r>
-        <w:t>_on_the_floor_laughing</w:t>
-      </w:r>
-      <w:proofErr w:type="spellEnd"/>
-      <w:r>
-        <w:t>: As always, I appreciate you all and your amazing work! Please leave me a reaction on this post once you review.</w:t>
-      </w:r>
-    </w:p>
-    <w:p/>
-    <w:p>
-      <w:r>
-        <w:t>REMINDER</w:t>
-      </w:r>
-    </w:p>
-    <w:p>
-      <w:r>
-        <w:t>-Email Lab order requests</w:t>
-      </w:r>
-    </w:p>
-    <w:p>
-      <w:r>
-        <w:t>When a patient requests to have a lab order emailed to them, please create a ticket for the SS. This will allow for the ticket to stay in the SS inbox if the patient continues to reply in the conversation.</w:t>
-      </w:r>
-    </w:p>
-    <w:p/>
-    <w:p>
-      <w:r>
-        <w:t>UPDATES</w:t>
-      </w:r>
-    </w:p>
-    <w:p>
-      <w:r>
-        <w:t>-Cancellation Reasons</w:t>
-      </w:r>
-    </w:p>
-    <w:p>
-      <w:r>
-        <w:t>We are adjusting our cancellation workflow. When a patient states that they would like to cancel, CS please send the macro titled:</w:t>
-      </w:r>
-    </w:p>
-    <w:p>
-      <w:r>
-        <w:t xml:space="preserve">Cancellation Reason Request:  "Our team has received your cancellation request. Before we make the appropriate adjustments to your account please share if any </w:t>
-      </w:r>
-      <w:proofErr w:type="gramStart"/>
-      <w:r>
-        <w:t>particular reason</w:t>
-      </w:r>
-      <w:proofErr w:type="gramEnd"/>
-      <w:r>
-        <w:t xml:space="preserve"> contributed to your decision to cancel your subscription. We would like to see if there is any way we can provide a more suitable experience for you. We appreciate your feedback as this will also help our team improve future patient experience. "</w:t>
-      </w:r>
-    </w:p>
-    <w:p>
-      <w:r>
-        <w:t>Once the patient responds with their reason for cancellation, CS should send it to the Shift Supervisor team.</w:t>
-      </w:r>
-    </w:p>
-    <w:p>
-      <w:r>
-        <w:t>CS does not need to process cancellation in stripe. Once reason for cancellation request has been provided by the patient, send the matter to Shift Supervisor team. They will proceed with cancellation if appropriate.</w:t>
-      </w:r>
-    </w:p>
-    <w:p>
-      <w:r>
-        <w:t xml:space="preserve"> *** Remember if a patient states they would like a refund, please specify that a refund was requested. ***</w:t>
-      </w:r>
-    </w:p>
-    <w:p/>
-    <w:p>
-      <w:r>
-        <w:t>-Existing Patients Requesting new prices</w:t>
-      </w:r>
-    </w:p>
-    <w:p>
-      <w:r>
-        <w:lastRenderedPageBreak/>
-        <w:t xml:space="preserve">If an existing patient signed up under our previous prices at a higher rate and is requesting to be switched to our current lower </w:t>
-      </w:r>
-      <w:proofErr w:type="gramStart"/>
-      <w:r>
-        <w:t>rate</w:t>
-      </w:r>
-      <w:proofErr w:type="gramEnd"/>
-      <w:r>
-        <w:t xml:space="preserve"> we can honor this request.</w:t>
-      </w:r>
-    </w:p>
-    <w:p>
-      <w:r>
-        <w:t xml:space="preserve">These matters can be sent to SS to review/address. </w:t>
-      </w:r>
-    </w:p>
-    <w:p>
-      <w:r>
-        <w:t xml:space="preserve">We just do not want to offer this to the patient; it is only if they request it specifically. </w:t>
-      </w:r>
-    </w:p>
-    <w:p/>
-    <w:p>
-      <w:r>
-        <w:t>-Failed Payments caught up</w:t>
-      </w:r>
-    </w:p>
-    <w:p>
-      <w:r>
-        <w:t>If we see a case where a payment fails for one month and the patient makes a payment to their next subscription charge date when it arrives, they still end up with a failed payment tied to the new charge.</w:t>
-      </w:r>
-    </w:p>
-    <w:p>
-      <w:proofErr w:type="gramStart"/>
-      <w:r>
-        <w:t>Typically</w:t>
-      </w:r>
-      <w:proofErr w:type="gramEnd"/>
-      <w:r>
-        <w:t xml:space="preserve"> the system does not prompt any services while their subscription is inactive from failed payments. Due to this, the new charge should be </w:t>
-      </w:r>
-      <w:proofErr w:type="gramStart"/>
-      <w:r>
-        <w:t>voided</w:t>
-      </w:r>
-      <w:proofErr w:type="gramEnd"/>
-      <w:r>
-        <w:t xml:space="preserve"> or the charge date should be delayed.</w:t>
-      </w:r>
-    </w:p>
-    <w:p>
-      <w:r>
-        <w:t>Please send these cases to the SS for review/action to void payment or delay the charge date.</w:t>
-      </w:r>
-    </w:p>
-    <w:p>
-      <w:r>
-        <w:t xml:space="preserve">Remember to also create the refills and clarifications ticket for the pharmacy team to monitor any refills that may have been missed due to nonpayment </w:t>
-      </w:r>
-    </w:p>
-    <w:p>
-      <w:r>
-        <w:t xml:space="preserve"> </w:t>
-      </w:r>
-    </w:p>
-    <w:p>
-      <w:r>
-        <w:t xml:space="preserve">-HRT </w:t>
-      </w:r>
-      <w:proofErr w:type="spellStart"/>
-      <w:r>
-        <w:t>Unodose</w:t>
-      </w:r>
-      <w:proofErr w:type="spellEnd"/>
-      <w:r>
-        <w:t xml:space="preserve"> Instructions</w:t>
-      </w:r>
-    </w:p>
-    <w:p>
-      <w:r>
-        <w:t>The pharmacy unfortunately does not include any educational materials for the patients in each shipment.</w:t>
-      </w:r>
-    </w:p>
-    <w:p>
-      <w:r>
-        <w:t xml:space="preserve">In instances that the patient requests instructions on how to use the cream dispenser, please send them the following macro: </w:t>
-      </w:r>
-      <w:proofErr w:type="spellStart"/>
-      <w:r>
-        <w:t>Unodose</w:t>
-      </w:r>
-      <w:proofErr w:type="spellEnd"/>
-      <w:r>
-        <w:t xml:space="preserve"> Instructions HRT</w:t>
-      </w:r>
-    </w:p>
-    <w:p>
-      <w:r>
-        <w:t xml:space="preserve"> </w:t>
-      </w:r>
-    </w:p>
-    <w:p>
-      <w:r>
-        <w:t>-</w:t>
-      </w:r>
-      <w:proofErr w:type="spellStart"/>
-      <w:r>
-        <w:t>Curexa</w:t>
-      </w:r>
-      <w:proofErr w:type="spellEnd"/>
-      <w:r>
-        <w:t xml:space="preserve"> Delays when asking for overnight shipping</w:t>
-      </w:r>
-    </w:p>
-    <w:p>
-      <w:r>
-        <w:t xml:space="preserve">If a </w:t>
-      </w:r>
-      <w:proofErr w:type="gramStart"/>
-      <w:r>
-        <w:t>patient requests</w:t>
-      </w:r>
-      <w:proofErr w:type="gramEnd"/>
-      <w:r>
-        <w:t xml:space="preserve"> expedited shipping for a medication that is filled through </w:t>
-      </w:r>
-      <w:proofErr w:type="spellStart"/>
-      <w:r>
-        <w:t>Curexa</w:t>
-      </w:r>
-      <w:proofErr w:type="spellEnd"/>
-      <w:r>
-        <w:t xml:space="preserve"> specifically (</w:t>
-      </w:r>
-      <w:proofErr w:type="spellStart"/>
-      <w:r>
-        <w:t>Tcream</w:t>
-      </w:r>
-      <w:proofErr w:type="spellEnd"/>
-      <w:r>
-        <w:t>, Tadalafil, Anastrozole doses over 2.5mg) it is not necessarily beneficial since we have to cancel the order and request the change in shipping which can cause more of a delay.</w:t>
-      </w:r>
-    </w:p>
-    <w:p>
-      <w:r>
-        <w:t xml:space="preserve">Please send the patient the following macro: General CS: </w:t>
-      </w:r>
-      <w:proofErr w:type="spellStart"/>
-      <w:r>
-        <w:t>Curexa</w:t>
-      </w:r>
-      <w:proofErr w:type="spellEnd"/>
-      <w:r>
-        <w:t xml:space="preserve"> Overnight Shipping Request</w:t>
-      </w:r>
-    </w:p>
-    <w:p/>
-    <w:p>
-      <w:r>
-        <w:t>Please let me know if you have any questions!</w:t>
-      </w:r>
-    </w:p>
-    <w:p/>
-    <w:p>
-      <w:r>
-        <w:t>End of update</w:t>
-      </w:r>
-    </w:p>
-    <w:p/>
-    <w:p>
-      <w:r>
-        <w:lastRenderedPageBreak/>
-        <w:t xml:space="preserve">Hi @channel there was an erroneous message automatically sent out by CIO to HRT </w:t>
-      </w:r>
-      <w:proofErr w:type="spellStart"/>
-      <w:r>
-        <w:t>patient's</w:t>
-      </w:r>
-      <w:proofErr w:type="spellEnd"/>
-      <w:r>
-        <w:t xml:space="preserve"> who completed </w:t>
-      </w:r>
-      <w:proofErr w:type="spellStart"/>
-      <w:r>
-        <w:t>there</w:t>
-      </w:r>
-      <w:proofErr w:type="spellEnd"/>
-      <w:r>
-        <w:t xml:space="preserve"> eval stating:</w:t>
-      </w:r>
-    </w:p>
-    <w:p>
-      <w:r>
-        <w:t xml:space="preserve"> "Hi there, welcome to Fountain – glad to have you here! The next step is scheduling your lab appointment. What times/dates would be good for you to go into a nearby lab for a blood test?"</w:t>
-      </w:r>
-    </w:p>
-    <w:p/>
-    <w:p>
-      <w:r>
-        <w:t xml:space="preserve">This was sent in error. Labs were not included at check out for these </w:t>
-      </w:r>
-      <w:proofErr w:type="gramStart"/>
-      <w:r>
-        <w:t>patient's</w:t>
-      </w:r>
-      <w:proofErr w:type="gramEnd"/>
-      <w:r>
-        <w:t xml:space="preserve"> as previously discussed. Rob has fixed this system error. Please send the following macro to these </w:t>
-      </w:r>
-      <w:proofErr w:type="spellStart"/>
-      <w:proofErr w:type="gramStart"/>
-      <w:r>
-        <w:t>patient's</w:t>
-      </w:r>
-      <w:proofErr w:type="spellEnd"/>
-      <w:proofErr w:type="gramEnd"/>
-      <w:r>
-        <w:t xml:space="preserve"> with their VV scheduling link. Thanks!</w:t>
-      </w:r>
-    </w:p>
-    <w:p/>
-    <w:p>
-      <w:r>
-        <w:t xml:space="preserve">Title: System Error causing lab scheduling message to send to HRT </w:t>
-      </w:r>
-      <w:proofErr w:type="spellStart"/>
-      <w:r>
-        <w:t>sign ups</w:t>
-      </w:r>
-      <w:proofErr w:type="spellEnd"/>
-      <w:r>
-        <w:t xml:space="preserve"> after 1/21/26</w:t>
-      </w:r>
-    </w:p>
-    <w:p>
-      <w:r>
-        <w:t>"Hi there, we apologize for the confusion—our system sent the previous message regarding lab scheduling in error.</w:t>
-      </w:r>
-    </w:p>
-    <w:p>
-      <w:proofErr w:type="gramStart"/>
-      <w:r>
-        <w:t>At this time</w:t>
-      </w:r>
-      <w:proofErr w:type="gramEnd"/>
-      <w:r>
-        <w:t>, the next step is to schedule your initial video visit with one of our providers. If you haven’t already done so, please use the link below to book your appointment:</w:t>
-      </w:r>
-    </w:p>
-    <w:p>
-      <w:r>
-        <w:t>[Insert scheduling link]</w:t>
-      </w:r>
-    </w:p>
-    <w:p>
-      <w:r>
-        <w:t>We look forward to speaking with you soon!"</w:t>
-      </w:r>
-    </w:p>
-    <w:p/>
-    <w:p>
-      <w:r>
-        <w:t>End of update</w:t>
-      </w:r>
-    </w:p>
     <w:sectPr>
       <w:pgSz w:w="12240" w:h="15840"/>
       <w:pgMar w:top="1440" w:right="1440" w:bottom="1440" w:left="1440" w:header="708" w:footer="708" w:gutter="0"/>
@@ -4681,21 +4664,6 @@
 </file>
 
 <file path=customXml/item1.xml><?xml version="1.0" encoding="utf-8"?>
-<?mso-contentType ?>
-<FormTemplates xmlns="http://schemas.microsoft.com/sharepoint/v3/contenttype/forms">
-  <Display>DocumentLibraryForm</Display>
-  <Edit>DocumentLibraryForm</Edit>
-  <New>DocumentLibraryForm</New>
-</FormTemplates>
-</file>
-
-<file path=customXml/item2.xml><?xml version="1.0" encoding="utf-8"?>
-<p:properties xmlns:p="http://schemas.microsoft.com/office/2006/metadata/properties" xmlns:xsi="http://www.w3.org/2001/XMLSchema-instance" xmlns:pc="http://schemas.microsoft.com/office/infopath/2007/PartnerControls">
-  <documentManagement/>
-</p:properties>
-</file>
-
-<file path=customXml/item3.xml><?xml version="1.0" encoding="utf-8"?>
 <ct:contentTypeSchema xmlns:ct="http://schemas.microsoft.com/office/2006/metadata/contentType" xmlns:ma="http://schemas.microsoft.com/office/2006/metadata/properties/metaAttributes" ct:_="" ma:_="" ma:contentTypeName="Document" ma:contentTypeID="0x0101004552B9F55291DA4AA1A42A61C281B615" ma:contentTypeVersion="0" ma:contentTypeDescription="Create a new document." ma:contentTypeScope="" ma:versionID="b0c3ca5af3188a0f48022afc9a36f76d">
   <xsd:schema xmlns:xsd="http://www.w3.org/2001/XMLSchema" xmlns:xs="http://www.w3.org/2001/XMLSchema" xmlns:p="http://schemas.microsoft.com/office/2006/metadata/properties" targetNamespace="http://schemas.microsoft.com/office/2006/metadata/properties" ma:root="true" ma:fieldsID="755d7fa352eeb905a6ac0f91b179f987">
     <xsd:element name="properties">
@@ -4809,10 +4777,33 @@
 </ct:contentTypeSchema>
 </file>
 
+<file path=customXml/item2.xml><?xml version="1.0" encoding="utf-8"?>
+<p:properties xmlns:p="http://schemas.microsoft.com/office/2006/metadata/properties" xmlns:xsi="http://www.w3.org/2001/XMLSchema-instance" xmlns:pc="http://schemas.microsoft.com/office/infopath/2007/PartnerControls">
+  <documentManagement/>
+</p:properties>
+</file>
+
+<file path=customXml/item3.xml><?xml version="1.0" encoding="utf-8"?>
+<?mso-contentType ?>
+<FormTemplates xmlns="http://schemas.microsoft.com/sharepoint/v3/contenttype/forms">
+  <Display>DocumentLibraryForm</Display>
+  <Edit>DocumentLibraryForm</Edit>
+  <New>DocumentLibraryForm</New>
+</FormTemplates>
+</file>
+
 <file path=customXml/itemProps1.xml><?xml version="1.0" encoding="utf-8"?>
-<ds:datastoreItem xmlns:ds="http://schemas.openxmlformats.org/officeDocument/2006/customXml" ds:itemID="{A17C1155-248E-43C1-9DF2-4FA39065F00D}">
+<ds:datastoreItem xmlns:ds="http://schemas.openxmlformats.org/officeDocument/2006/customXml" ds:itemID="{91C347C3-717A-4C3F-AD1F-D2B7DB7ECB80}">
   <ds:schemaRefs>
-    <ds:schemaRef ds:uri="http://schemas.microsoft.com/sharepoint/v3/contenttype/forms"/>
+    <ds:schemaRef ds:uri="http://schemas.microsoft.com/office/2006/metadata/contentType"/>
+    <ds:schemaRef ds:uri="http://schemas.microsoft.com/office/2006/metadata/properties/metaAttributes"/>
+    <ds:schemaRef ds:uri="http://www.w3.org/2001/XMLSchema"/>
+    <ds:schemaRef ds:uri="http://schemas.microsoft.com/office/2006/metadata/properties"/>
+    <ds:schemaRef ds:uri="http://schemas.openxmlformats.org/package/2006/metadata/core-properties"/>
+    <ds:schemaRef ds:uri="http://purl.org/dc/elements/1.1/"/>
+    <ds:schemaRef ds:uri="http://purl.org/dc/terms/"/>
+    <ds:schemaRef ds:uri="http://schemas.microsoft.com/internal/obd"/>
+    <ds:schemaRef ds:uri="http://schemas.microsoft.com/office/infopath/2007/PartnerControls"/>
   </ds:schemaRefs>
 </ds:datastoreItem>
 </file>
@@ -4827,17 +4818,9 @@
 </file>
 
 <file path=customXml/itemProps3.xml><?xml version="1.0" encoding="utf-8"?>
-<ds:datastoreItem xmlns:ds="http://schemas.openxmlformats.org/officeDocument/2006/customXml" ds:itemID="{91C347C3-717A-4C3F-AD1F-D2B7DB7ECB80}">
+<ds:datastoreItem xmlns:ds="http://schemas.openxmlformats.org/officeDocument/2006/customXml" ds:itemID="{A17C1155-248E-43C1-9DF2-4FA39065F00D}">
   <ds:schemaRefs>
-    <ds:schemaRef ds:uri="http://schemas.microsoft.com/office/2006/metadata/contentType"/>
-    <ds:schemaRef ds:uri="http://schemas.microsoft.com/office/2006/metadata/properties/metaAttributes"/>
-    <ds:schemaRef ds:uri="http://www.w3.org/2001/XMLSchema"/>
-    <ds:schemaRef ds:uri="http://schemas.microsoft.com/office/2006/metadata/properties"/>
-    <ds:schemaRef ds:uri="http://schemas.openxmlformats.org/package/2006/metadata/core-properties"/>
-    <ds:schemaRef ds:uri="http://purl.org/dc/elements/1.1/"/>
-    <ds:schemaRef ds:uri="http://purl.org/dc/terms/"/>
-    <ds:schemaRef ds:uri="http://schemas.microsoft.com/internal/obd"/>
-    <ds:schemaRef ds:uri="http://schemas.microsoft.com/office/infopath/2007/PartnerControls"/>
+    <ds:schemaRef ds:uri="http://schemas.microsoft.com/sharepoint/v3/contenttype/forms"/>
   </ds:schemaRefs>
 </ds:datastoreItem>
 </file>
--- a/CSupdates feeder.docx
+++ b/CSupdates feeder.docx
@@ -10,13 +10,39 @@
           <w:bCs/>
         </w:rPr>
       </w:pPr>
+      <w:proofErr w:type="gramStart"/>
       <w:r>
         <w:rPr>
           <w:rFonts w:ascii="Segoe UI Emoji" w:hAnsi="Segoe UI Emoji" w:cs="Segoe UI Emoji"/>
           <w:b/>
           <w:bCs/>
         </w:rPr>
-        <w:t>January, 29, 2026:</w:t>
+        <w:t>January,</w:t>
+      </w:r>
+      <w:proofErr w:type="gramEnd"/>
+      <w:r>
+        <w:rPr>
+          <w:rFonts w:ascii="Segoe UI Emoji" w:hAnsi="Segoe UI Emoji" w:cs="Segoe UI Emoji"/>
+          <w:b/>
+          <w:bCs/>
+        </w:rPr>
+        <w:t xml:space="preserve"> 2</w:t>
+      </w:r>
+      <w:r>
+        <w:rPr>
+          <w:rFonts w:ascii="Segoe UI Emoji" w:hAnsi="Segoe UI Emoji" w:cs="Segoe UI Emoji"/>
+          <w:b/>
+          <w:bCs/>
+        </w:rPr>
+        <w:t>7</w:t>
+      </w:r>
+      <w:r>
+        <w:rPr>
+          <w:rFonts w:ascii="Segoe UI Emoji" w:hAnsi="Segoe UI Emoji" w:cs="Segoe UI Emoji"/>
+          <w:b/>
+          <w:bCs/>
+        </w:rPr>
+        <w:t>, 2026:</w:t>
       </w:r>
     </w:p>
     <w:p>
@@ -45,7 +71,7 @@
     <w:p>
       <w:r>
         <w:pict w14:anchorId="203E208A">
-          <v:rect id="_x0000_i1181" style="width:0;height:1.5pt" o:hralign="center" o:hrstd="t" o:hr="t" fillcolor="#a0a0a0" stroked="f"/>
+          <v:rect id="_x0000_i1025" style="width:0;height:1.5pt" o:hralign="center" o:hrstd="t" o:hr="t" fillcolor="#a0a0a0" stroked="f"/>
         </w:pict>
       </w:r>
     </w:p>
@@ -99,7 +125,7 @@
     <w:p>
       <w:r>
         <w:pict w14:anchorId="0A731E76">
-          <v:rect id="_x0000_i1182" style="width:0;height:1.5pt" o:hralign="center" o:hrstd="t" o:hr="t" fillcolor="#a0a0a0" stroked="f"/>
+          <v:rect id="_x0000_i1026" style="width:0;height:1.5pt" o:hralign="center" o:hrstd="t" o:hr="t" fillcolor="#a0a0a0" stroked="f"/>
         </w:pict>
       </w:r>
     </w:p>
@@ -141,7 +167,7 @@
     <w:p>
       <w:r>
         <w:pict w14:anchorId="7D643D8D">
-          <v:rect id="_x0000_i1183" style="width:0;height:1.5pt" o:hralign="center" o:hrstd="t" o:hr="t" fillcolor="#a0a0a0" stroked="f"/>
+          <v:rect id="_x0000_i1027" style="width:0;height:1.5pt" o:hralign="center" o:hrstd="t" o:hr="t" fillcolor="#a0a0a0" stroked="f"/>
         </w:pict>
       </w:r>
     </w:p>
@@ -184,7 +210,7 @@
     <w:p>
       <w:r>
         <w:pict w14:anchorId="099A3C44">
-          <v:rect id="_x0000_i1184" style="width:0;height:1.5pt" o:hralign="center" o:hrstd="t" o:hr="t" fillcolor="#a0a0a0" stroked="f"/>
+          <v:rect id="_x0000_i1028" style="width:0;height:1.5pt" o:hralign="center" o:hrstd="t" o:hr="t" fillcolor="#a0a0a0" stroked="f"/>
         </w:pict>
       </w:r>
     </w:p>
@@ -206,7 +232,7 @@
     <w:p>
       <w:r>
         <w:pict w14:anchorId="7D06C1DC">
-          <v:rect id="_x0000_i1185" style="width:0;height:1.5pt" o:hralign="center" o:hrstd="t" o:hr="t" fillcolor="#a0a0a0" stroked="f"/>
+          <v:rect id="_x0000_i1029" style="width:0;height:1.5pt" o:hralign="center" o:hrstd="t" o:hr="t" fillcolor="#a0a0a0" stroked="f"/>
         </w:pict>
       </w:r>
     </w:p>
@@ -244,7 +270,7 @@
     <w:p>
       <w:r>
         <w:pict w14:anchorId="074807DE">
-          <v:rect id="_x0000_i1186" style="width:0;height:1.5pt" o:hralign="center" o:hrstd="t" o:hr="t" fillcolor="#a0a0a0" stroked="f"/>
+          <v:rect id="_x0000_i1030" style="width:0;height:1.5pt" o:hralign="center" o:hrstd="t" o:hr="t" fillcolor="#a0a0a0" stroked="f"/>
         </w:pict>
       </w:r>
     </w:p>
@@ -286,7 +312,7 @@
     <w:p>
       <w:r>
         <w:pict w14:anchorId="71627556">
-          <v:rect id="_x0000_i1187" style="width:0;height:1.5pt" o:hralign="center" o:hrstd="t" o:hr="t" fillcolor="#a0a0a0" stroked="f"/>
+          <v:rect id="_x0000_i1031" style="width:0;height:1.5pt" o:hralign="center" o:hrstd="t" o:hr="t" fillcolor="#a0a0a0" stroked="f"/>
         </w:pict>
       </w:r>
     </w:p>
@@ -317,7 +343,7 @@
       <w:r>
         <w:lastRenderedPageBreak/>
         <w:pict w14:anchorId="693C4C17">
-          <v:rect id="_x0000_i1188" style="width:0;height:1.5pt" o:hralign="center" o:hrstd="t" o:hr="t" fillcolor="#a0a0a0" stroked="f"/>
+          <v:rect id="_x0000_i1032" style="width:0;height:1.5pt" o:hralign="center" o:hrstd="t" o:hr="t" fillcolor="#a0a0a0" stroked="f"/>
         </w:pict>
       </w:r>
     </w:p>
@@ -343,7 +369,7 @@
     <w:p>
       <w:r>
         <w:pict w14:anchorId="49400544">
-          <v:rect id="_x0000_i1189" style="width:0;height:1.5pt" o:hralign="center" o:hrstd="t" o:hr="t" fillcolor="#a0a0a0" stroked="f"/>
+          <v:rect id="_x0000_i1033" style="width:0;height:1.5pt" o:hralign="center" o:hrstd="t" o:hr="t" fillcolor="#a0a0a0" stroked="f"/>
         </w:pict>
       </w:r>
     </w:p>
@@ -383,7 +409,7 @@
     <w:p>
       <w:r>
         <w:pict w14:anchorId="3816E5A9">
-          <v:rect id="_x0000_i1190" style="width:0;height:1.5pt" o:hralign="center" o:hrstd="t" o:hr="t" fillcolor="#a0a0a0" stroked="f"/>
+          <v:rect id="_x0000_i1034" style="width:0;height:1.5pt" o:hralign="center" o:hrstd="t" o:hr="t" fillcolor="#a0a0a0" stroked="f"/>
         </w:pict>
       </w:r>
     </w:p>
@@ -409,7 +435,7 @@
     <w:p>
       <w:r>
         <w:pict w14:anchorId="617543B5">
-          <v:rect id="_x0000_i1191" style="width:0;height:1.5pt" o:hralign="center" o:hrstd="t" o:hr="t" fillcolor="#a0a0a0" stroked="f"/>
+          <v:rect id="_x0000_i1035" style="width:0;height:1.5pt" o:hralign="center" o:hrstd="t" o:hr="t" fillcolor="#a0a0a0" stroked="f"/>
         </w:pict>
       </w:r>
     </w:p>
@@ -435,7 +461,7 @@
     <w:p>
       <w:r>
         <w:pict w14:anchorId="6AB3633F">
-          <v:rect id="_x0000_i1192" style="width:0;height:1.5pt" o:hralign="center" o:hrstd="t" o:hr="t" fillcolor="#a0a0a0" stroked="f"/>
+          <v:rect id="_x0000_i1036" style="width:0;height:1.5pt" o:hralign="center" o:hrstd="t" o:hr="t" fillcolor="#a0a0a0" stroked="f"/>
         </w:pict>
       </w:r>
     </w:p>
@@ -465,7 +491,7 @@
     <w:p>
       <w:r>
         <w:pict w14:anchorId="7EF368AF">
-          <v:rect id="_x0000_i1193" style="width:0;height:1.5pt" o:hralign="center" o:hrstd="t" o:hr="t" fillcolor="#a0a0a0" stroked="f"/>
+          <v:rect id="_x0000_i1037" style="width:0;height:1.5pt" o:hralign="center" o:hrstd="t" o:hr="t" fillcolor="#a0a0a0" stroked="f"/>
         </w:pict>
       </w:r>
     </w:p>
@@ -506,7 +532,7 @@
     <w:p>
       <w:r>
         <w:pict w14:anchorId="5B040AFE">
-          <v:rect id="_x0000_i1194" style="width:0;height:1.5pt" o:hralign="center" o:hrstd="t" o:hr="t" fillcolor="#a0a0a0" stroked="f"/>
+          <v:rect id="_x0000_i1038" style="width:0;height:1.5pt" o:hralign="center" o:hrstd="t" o:hr="t" fillcolor="#a0a0a0" stroked="f"/>
         </w:pict>
       </w:r>
     </w:p>
@@ -584,7 +610,7 @@
     <w:p>
       <w:r>
         <w:pict w14:anchorId="45269135">
-          <v:rect id="_x0000_i1195" style="width:0;height:1.5pt" o:hralign="center" o:hrstd="t" o:hr="t" fillcolor="#a0a0a0" stroked="f"/>
+          <v:rect id="_x0000_i1039" style="width:0;height:1.5pt" o:hralign="center" o:hrstd="t" o:hr="t" fillcolor="#a0a0a0" stroked="f"/>
         </w:pict>
       </w:r>
     </w:p>
@@ -685,7 +711,7 @@
     <w:p>
       <w:r>
         <w:pict w14:anchorId="739D7D69">
-          <v:rect id="_x0000_i1196" style="width:0;height:1.5pt" o:hralign="center" o:hrstd="t" o:hr="t" fillcolor="#a0a0a0" stroked="f"/>
+          <v:rect id="_x0000_i1040" style="width:0;height:1.5pt" o:hralign="center" o:hrstd="t" o:hr="t" fillcolor="#a0a0a0" stroked="f"/>
         </w:pict>
       </w:r>
     </w:p>
@@ -717,7 +743,7 @@
     <w:p>
       <w:r>
         <w:pict w14:anchorId="7BE11935">
-          <v:rect id="_x0000_i1197" style="width:0;height:1.5pt" o:hralign="center" o:hrstd="t" o:hr="t" fillcolor="#a0a0a0" stroked="f"/>
+          <v:rect id="_x0000_i1041" style="width:0;height:1.5pt" o:hralign="center" o:hrstd="t" o:hr="t" fillcolor="#a0a0a0" stroked="f"/>
         </w:pict>
       </w:r>
     </w:p>
@@ -762,7 +788,7 @@
     <w:p>
       <w:r>
         <w:pict w14:anchorId="0590EE09">
-          <v:rect id="_x0000_i1198" style="width:0;height:1.5pt" o:hralign="center" o:hrstd="t" o:hr="t" fillcolor="#a0a0a0" stroked="f"/>
+          <v:rect id="_x0000_i1042" style="width:0;height:1.5pt" o:hralign="center" o:hrstd="t" o:hr="t" fillcolor="#a0a0a0" stroked="f"/>
         </w:pict>
       </w:r>
     </w:p>
@@ -828,7 +854,7 @@
     <w:p>
       <w:r>
         <w:pict w14:anchorId="2408726A">
-          <v:rect id="_x0000_i1199" style="width:0;height:1.5pt" o:hralign="center" o:hrstd="t" o:hr="t" fillcolor="#a0a0a0" stroked="f"/>
+          <v:rect id="_x0000_i1043" style="width:0;height:1.5pt" o:hralign="center" o:hrstd="t" o:hr="t" fillcolor="#a0a0a0" stroked="f"/>
         </w:pict>
       </w:r>
     </w:p>
@@ -858,7 +884,7 @@
     <w:p>
       <w:r>
         <w:pict w14:anchorId="731A0740">
-          <v:rect id="_x0000_i1200" style="width:0;height:1.5pt" o:hralign="center" o:hrstd="t" o:hr="t" fillcolor="#a0a0a0" stroked="f"/>
+          <v:rect id="_x0000_i1044" style="width:0;height:1.5pt" o:hralign="center" o:hrstd="t" o:hr="t" fillcolor="#a0a0a0" stroked="f"/>
         </w:pict>
       </w:r>
     </w:p>
@@ -879,7 +905,7 @@
     <w:p>
       <w:r>
         <w:pict w14:anchorId="48950BAD">
-          <v:rect id="_x0000_i1201" style="width:0;height:1.5pt" o:hralign="center" o:hrstd="t" o:hr="t" fillcolor="#a0a0a0" stroked="f"/>
+          <v:rect id="_x0000_i1045" style="width:0;height:1.5pt" o:hralign="center" o:hrstd="t" o:hr="t" fillcolor="#a0a0a0" stroked="f"/>
         </w:pict>
       </w:r>
     </w:p>
@@ -916,7 +942,7 @@
     <w:p>
       <w:r>
         <w:pict w14:anchorId="18EDB535">
-          <v:rect id="_x0000_i1202" style="width:0;height:1.5pt" o:hralign="center" o:hrstd="t" o:hr="t" fillcolor="#a0a0a0" stroked="f"/>
+          <v:rect id="_x0000_i1046" style="width:0;height:1.5pt" o:hralign="center" o:hrstd="t" o:hr="t" fillcolor="#a0a0a0" stroked="f"/>
         </w:pict>
       </w:r>
     </w:p>
@@ -976,7 +1002,7 @@
     <w:p>
       <w:r>
         <w:pict w14:anchorId="724D5F0F">
-          <v:rect id="_x0000_i1203" style="width:0;height:1.5pt" o:hralign="center" o:hrstd="t" o:hr="t" fillcolor="#a0a0a0" stroked="f"/>
+          <v:rect id="_x0000_i1047" style="width:0;height:1.5pt" o:hralign="center" o:hrstd="t" o:hr="t" fillcolor="#a0a0a0" stroked="f"/>
         </w:pict>
       </w:r>
     </w:p>
@@ -1031,7 +1057,7 @@
     <w:p>
       <w:r>
         <w:pict w14:anchorId="1D44B41E">
-          <v:rect id="_x0000_i1204" style="width:0;height:1.5pt" o:hralign="center" o:hrstd="t" o:hr="t" fillcolor="#a0a0a0" stroked="f"/>
+          <v:rect id="_x0000_i1048" style="width:0;height:1.5pt" o:hralign="center" o:hrstd="t" o:hr="t" fillcolor="#a0a0a0" stroked="f"/>
         </w:pict>
       </w:r>
     </w:p>
@@ -1061,7 +1087,7 @@
     <w:p>
       <w:r>
         <w:pict w14:anchorId="6FBEAB80">
-          <v:rect id="_x0000_i1205" style="width:0;height:1.5pt" o:hralign="center" o:hrstd="t" o:hr="t" fillcolor="#a0a0a0" stroked="f"/>
+          <v:rect id="_x0000_i1049" style="width:0;height:1.5pt" o:hralign="center" o:hrstd="t" o:hr="t" fillcolor="#a0a0a0" stroked="f"/>
         </w:pict>
       </w:r>
     </w:p>
@@ -1088,7 +1114,7 @@
     <w:p>
       <w:r>
         <w:pict w14:anchorId="00C64E15">
-          <v:rect id="_x0000_i1206" style="width:0;height:1.5pt" o:hralign="center" o:hrstd="t" o:hr="t" fillcolor="#a0a0a0" stroked="f"/>
+          <v:rect id="_x0000_i1050" style="width:0;height:1.5pt" o:hralign="center" o:hrstd="t" o:hr="t" fillcolor="#a0a0a0" stroked="f"/>
         </w:pict>
       </w:r>
     </w:p>
@@ -1137,6 +1163,192 @@
       </w:r>
     </w:p>
     <w:p/>
+    <w:p>
+      <w:r>
+        <w:rPr>
+          <w:b/>
+          <w:bCs/>
+        </w:rPr>
+        <w:t>January 29, 2026</w:t>
+      </w:r>
+      <w:r>
+        <w:t xml:space="preserve"> (for my reference only):</w:t>
+      </w:r>
+    </w:p>
+    <w:p>
+      <w:r>
+        <w:br/>
+      </w:r>
+      <w:r>
+        <w:t xml:space="preserve">Hi @channel we are working on an automation where the system will send a video visit or lab scheduling link to </w:t>
+      </w:r>
+      <w:proofErr w:type="gramStart"/>
+      <w:r>
+        <w:t>patient's</w:t>
+      </w:r>
+      <w:proofErr w:type="gramEnd"/>
+      <w:r>
+        <w:t xml:space="preserve"> upon request. However, before this automation is launched we want to ensure the system is providing the correct link/in the correct context.</w:t>
+      </w:r>
+      <w:r>
+        <w:br/>
+      </w:r>
+      <w:r>
+        <w:br/>
+      </w:r>
+      <w:r>
+        <w:rPr>
+          <w:b/>
+          <w:bCs/>
+        </w:rPr>
+        <w:t>At this time the automation is not live, so please still respond to the patient with the requested link.</w:t>
+      </w:r>
+      <w:r>
+        <w:br/>
+        <w:t xml:space="preserve">In addition to responding to the patient please review the comment from the system. If the link proposed by the system is correct no further action is needed. However, if the link proposed by the system is wrong please tag the patient message with </w:t>
+      </w:r>
+      <w:proofErr w:type="gramStart"/>
+      <w:r>
+        <w:t>z.wrong</w:t>
+      </w:r>
+      <w:proofErr w:type="gramEnd"/>
+      <w:r>
+        <w:br/>
+      </w:r>
+      <w:r>
+        <w:br/>
+        <w:t>To tag the specific message please follow the below instruction. This will allow leadership team to go directly to this message for review.</w:t>
+      </w:r>
+    </w:p>
+    <w:p>
+      <w:pPr>
+        <w:numPr>
+          <w:ilvl w:val="0"/>
+          <w:numId w:val="17"/>
+        </w:numPr>
+      </w:pPr>
+      <w:r>
+        <w:t xml:space="preserve">First hover over the patient message where link was requested. </w:t>
+      </w:r>
+    </w:p>
+    <w:p>
+      <w:pPr>
+        <w:numPr>
+          <w:ilvl w:val="0"/>
+          <w:numId w:val="17"/>
+        </w:numPr>
+      </w:pPr>
+      <w:r>
+        <w:t xml:space="preserve">You will then see a little tag icon appear. Once you select the tag icon, a menu will appear mid screen. </w:t>
+      </w:r>
+    </w:p>
+    <w:p>
+      <w:pPr>
+        <w:numPr>
+          <w:ilvl w:val="0"/>
+          <w:numId w:val="17"/>
+        </w:numPr>
+      </w:pPr>
+      <w:r>
+        <w:t>Please check the box of the appropriate tag (</w:t>
+      </w:r>
+      <w:proofErr w:type="gramStart"/>
+      <w:r>
+        <w:t>z.wrong</w:t>
+      </w:r>
+      <w:proofErr w:type="gramEnd"/>
+      <w:r>
+        <w:t xml:space="preserve">). </w:t>
+      </w:r>
+    </w:p>
+    <w:p>
+      <w:r>
+        <w:t>Images attached for reference</w:t>
+      </w:r>
+      <w:r>
+        <w:br/>
+      </w:r>
+      <w:r>
+        <w:br/>
+        <w:t xml:space="preserve">Please send to the Shift Supervisor team if any questions! </w:t>
+      </w:r>
+      <w:hyperlink r:id="rId8" w:tgtFrame="_blank" w:history="1">
+        <w:r>
+          <w:rPr>
+            <w:rStyle w:val="Hyperlink"/>
+          </w:rPr>
+          <w:t>@Jessica Booker</w:t>
+        </w:r>
+      </w:hyperlink>
+      <w:r>
+        <w:t xml:space="preserve"> will also review during 1:1s. Thanks team! I hope everyone has a wonderful week</w:t>
+      </w:r>
+      <w:r>
+        <w:rPr>
+          <w:noProof/>
+        </w:rPr>
+        <w:drawing>
+          <wp:inline distT="0" distB="0" distL="0" distR="0" wp14:anchorId="5CE48D8F" wp14:editId="641BDA37">
+            <wp:extent cx="1219200" cy="847725"/>
+            <wp:effectExtent l="0" t="0" r="0" b="9525"/>
+            <wp:docPr id="806765931" name="Picture 2" descr=":blob_highfive:"/>
+            <wp:cNvGraphicFramePr>
+              <a:graphicFrameLocks xmlns:a="http://schemas.openxmlformats.org/drawingml/2006/main" noChangeAspect="1"/>
+            </wp:cNvGraphicFramePr>
+            <a:graphic xmlns:a="http://schemas.openxmlformats.org/drawingml/2006/main">
+              <a:graphicData uri="http://schemas.openxmlformats.org/drawingml/2006/picture">
+                <pic:pic xmlns:pic="http://schemas.openxmlformats.org/drawingml/2006/picture">
+                  <pic:nvPicPr>
+                    <pic:cNvPr id="0" name="Picture 32" descr=":blob_highfive:"/>
+                    <pic:cNvPicPr>
+                      <a:picLocks noChangeAspect="1" noChangeArrowheads="1"/>
+                    </pic:cNvPicPr>
+                  </pic:nvPicPr>
+                  <pic:blipFill>
+                    <a:blip r:embed="rId9">
+                      <a:extLst>
+                        <a:ext uri="{28A0092B-C50C-407E-A947-70E740481C1C}">
+                          <a14:useLocalDpi xmlns:a14="http://schemas.microsoft.com/office/drawing/2010/main" val="0"/>
+                        </a:ext>
+                      </a:extLst>
+                    </a:blip>
+                    <a:srcRect/>
+                    <a:stretch>
+                      <a:fillRect/>
+                    </a:stretch>
+                  </pic:blipFill>
+                  <pic:spPr bwMode="auto">
+                    <a:xfrm>
+                      <a:off x="0" y="0"/>
+                      <a:ext cx="1219200" cy="847725"/>
+                    </a:xfrm>
+                    <a:prstGeom prst="rect">
+                      <a:avLst/>
+                    </a:prstGeom>
+                    <a:noFill/>
+                    <a:ln>
+                      <a:noFill/>
+                    </a:ln>
+                  </pic:spPr>
+                </pic:pic>
+              </a:graphicData>
+            </a:graphic>
+          </wp:inline>
+        </w:drawing>
+      </w:r>
+    </w:p>
+    <w:p>
+      <w:r>
+        <w:t>End of update</w:t>
+      </w:r>
+    </w:p>
+    <w:p>
+      <w:r>
+        <w:pict w14:anchorId="78B3E53E">
+          <v:rect id="_x0000_i1051" style="width:0;height:1.5pt" o:hralign="center" o:hrstd="t" o:hr="t" fillcolor="#a0a0a0" stroked="f"/>
+        </w:pict>
+      </w:r>
+    </w:p>
     <w:sectPr>
       <w:pgSz w:w="12240" w:h="15840"/>
       <w:pgMar w:top="1440" w:right="1440" w:bottom="1440" w:left="1440" w:header="708" w:footer="708" w:gutter="0"/>
@@ -1299,6 +1511,118 @@
     </w:lvl>
   </w:abstractNum>
   <w:abstractNum w:abstractNumId="1" w15:restartNumberingAfterBreak="0">
+    <w:nsid w:val="0C6B1666"/>
+    <w:multiLevelType w:val="hybridMultilevel"/>
+    <w:tmpl w:val="AB161A80"/>
+    <w:lvl w:ilvl="0" w:tplc="A53A1B68">
+      <w:numFmt w:val="bullet"/>
+      <w:lvlText w:val="-"/>
+      <w:lvlJc w:val="left"/>
+      <w:pPr>
+        <w:ind w:left="720" w:hanging="360"/>
+      </w:pPr>
+      <w:rPr>
+        <w:rFonts w:ascii="Aptos" w:eastAsiaTheme="minorHAnsi" w:hAnsi="Aptos" w:cstheme="minorBidi" w:hint="default"/>
+      </w:rPr>
+    </w:lvl>
+    <w:lvl w:ilvl="1" w:tplc="34090003" w:tentative="1">
+      <w:start w:val="1"/>
+      <w:numFmt w:val="bullet"/>
+      <w:lvlText w:val="o"/>
+      <w:lvlJc w:val="left"/>
+      <w:pPr>
+        <w:ind w:left="1440" w:hanging="360"/>
+      </w:pPr>
+      <w:rPr>
+        <w:rFonts w:ascii="Courier New" w:hAnsi="Courier New" w:cs="Courier New" w:hint="default"/>
+      </w:rPr>
+    </w:lvl>
+    <w:lvl w:ilvl="2" w:tplc="34090005" w:tentative="1">
+      <w:start w:val="1"/>
+      <w:numFmt w:val="bullet"/>
+      <w:lvlText w:val=""/>
+      <w:lvlJc w:val="left"/>
+      <w:pPr>
+        <w:ind w:left="2160" w:hanging="360"/>
+      </w:pPr>
+      <w:rPr>
+        <w:rFonts w:ascii="Wingdings" w:hAnsi="Wingdings" w:hint="default"/>
+      </w:rPr>
+    </w:lvl>
+    <w:lvl w:ilvl="3" w:tplc="34090001" w:tentative="1">
+      <w:start w:val="1"/>
+      <w:numFmt w:val="bullet"/>
+      <w:lvlText w:val=""/>
+      <w:lvlJc w:val="left"/>
+      <w:pPr>
+        <w:ind w:left="2880" w:hanging="360"/>
+      </w:pPr>
+      <w:rPr>
+        <w:rFonts w:ascii="Symbol" w:hAnsi="Symbol" w:hint="default"/>
+      </w:rPr>
+    </w:lvl>
+    <w:lvl w:ilvl="4" w:tplc="34090003" w:tentative="1">
+      <w:start w:val="1"/>
+      <w:numFmt w:val="bullet"/>
+      <w:lvlText w:val="o"/>
+      <w:lvlJc w:val="left"/>
+      <w:pPr>
+        <w:ind w:left="3600" w:hanging="360"/>
+      </w:pPr>
+      <w:rPr>
+        <w:rFonts w:ascii="Courier New" w:hAnsi="Courier New" w:cs="Courier New" w:hint="default"/>
+      </w:rPr>
+    </w:lvl>
+    <w:lvl w:ilvl="5" w:tplc="34090005" w:tentative="1">
+      <w:start w:val="1"/>
+      <w:numFmt w:val="bullet"/>
+      <w:lvlText w:val=""/>
+      <w:lvlJc w:val="left"/>
+      <w:pPr>
+        <w:ind w:left="4320" w:hanging="360"/>
+      </w:pPr>
+      <w:rPr>
+        <w:rFonts w:ascii="Wingdings" w:hAnsi="Wingdings" w:hint="default"/>
+      </w:rPr>
+    </w:lvl>
+    <w:lvl w:ilvl="6" w:tplc="34090001" w:tentative="1">
+      <w:start w:val="1"/>
+      <w:numFmt w:val="bullet"/>
+      <w:lvlText w:val=""/>
+      <w:lvlJc w:val="left"/>
+      <w:pPr>
+        <w:ind w:left="5040" w:hanging="360"/>
+      </w:pPr>
+      <w:rPr>
+        <w:rFonts w:ascii="Symbol" w:hAnsi="Symbol" w:hint="default"/>
+      </w:rPr>
+    </w:lvl>
+    <w:lvl w:ilvl="7" w:tplc="34090003" w:tentative="1">
+      <w:start w:val="1"/>
+      <w:numFmt w:val="bullet"/>
+      <w:lvlText w:val="o"/>
+      <w:lvlJc w:val="left"/>
+      <w:pPr>
+        <w:ind w:left="5760" w:hanging="360"/>
+      </w:pPr>
+      <w:rPr>
+        <w:rFonts w:ascii="Courier New" w:hAnsi="Courier New" w:cs="Courier New" w:hint="default"/>
+      </w:rPr>
+    </w:lvl>
+    <w:lvl w:ilvl="8" w:tplc="34090005" w:tentative="1">
+      <w:start w:val="1"/>
+      <w:numFmt w:val="bullet"/>
+      <w:lvlText w:val=""/>
+      <w:lvlJc w:val="left"/>
+      <w:pPr>
+        <w:ind w:left="6480" w:hanging="360"/>
+      </w:pPr>
+      <w:rPr>
+        <w:rFonts w:ascii="Wingdings" w:hAnsi="Wingdings" w:hint="default"/>
+      </w:rPr>
+    </w:lvl>
+  </w:abstractNum>
+  <w:abstractNum w:abstractNumId="2" w15:restartNumberingAfterBreak="0">
     <w:nsid w:val="0C802F61"/>
     <w:multiLevelType w:val="multilevel"/>
     <w:tmpl w:val="B636C3B8"/>
@@ -1447,7 +1771,7 @@
       </w:rPr>
     </w:lvl>
   </w:abstractNum>
-  <w:abstractNum w:abstractNumId="2" w15:restartNumberingAfterBreak="0">
+  <w:abstractNum w:abstractNumId="3" w15:restartNumberingAfterBreak="0">
     <w:nsid w:val="10530363"/>
     <w:multiLevelType w:val="multilevel"/>
     <w:tmpl w:val="37D69B56"/>
@@ -1596,7 +1920,7 @@
       </w:rPr>
     </w:lvl>
   </w:abstractNum>
-  <w:abstractNum w:abstractNumId="3" w15:restartNumberingAfterBreak="0">
+  <w:abstractNum w:abstractNumId="4" w15:restartNumberingAfterBreak="0">
     <w:nsid w:val="156B5278"/>
     <w:multiLevelType w:val="hybridMultilevel"/>
     <w:tmpl w:val="5DBEB888"/>
@@ -1685,7 +2009,7 @@
       </w:pPr>
     </w:lvl>
   </w:abstractNum>
-  <w:abstractNum w:abstractNumId="4" w15:restartNumberingAfterBreak="0">
+  <w:abstractNum w:abstractNumId="5" w15:restartNumberingAfterBreak="0">
     <w:nsid w:val="328675EB"/>
     <w:multiLevelType w:val="hybridMultilevel"/>
     <w:tmpl w:val="311209BC"/>
@@ -1771,7 +2095,7 @@
       </w:pPr>
     </w:lvl>
   </w:abstractNum>
-  <w:abstractNum w:abstractNumId="5" w15:restartNumberingAfterBreak="0">
+  <w:abstractNum w:abstractNumId="6" w15:restartNumberingAfterBreak="0">
     <w:nsid w:val="372537E4"/>
     <w:multiLevelType w:val="multilevel"/>
     <w:tmpl w:val="EC562A5A"/>
@@ -1920,7 +2244,7 @@
       </w:rPr>
     </w:lvl>
   </w:abstractNum>
-  <w:abstractNum w:abstractNumId="6" w15:restartNumberingAfterBreak="0">
+  <w:abstractNum w:abstractNumId="7" w15:restartNumberingAfterBreak="0">
     <w:nsid w:val="3C3173E5"/>
     <w:multiLevelType w:val="multilevel"/>
     <w:tmpl w:val="E8A6B630"/>
@@ -2069,7 +2393,7 @@
       </w:rPr>
     </w:lvl>
   </w:abstractNum>
-  <w:abstractNum w:abstractNumId="7" w15:restartNumberingAfterBreak="0">
+  <w:abstractNum w:abstractNumId="8" w15:restartNumberingAfterBreak="0">
     <w:nsid w:val="45DC5523"/>
     <w:multiLevelType w:val="multilevel"/>
     <w:tmpl w:val="BBC88992"/>
@@ -2218,7 +2542,7 @@
       </w:rPr>
     </w:lvl>
   </w:abstractNum>
-  <w:abstractNum w:abstractNumId="8" w15:restartNumberingAfterBreak="0">
+  <w:abstractNum w:abstractNumId="9" w15:restartNumberingAfterBreak="0">
     <w:nsid w:val="4BD615CE"/>
     <w:multiLevelType w:val="hybridMultilevel"/>
     <w:tmpl w:val="857C7B46"/>
@@ -2331,7 +2655,7 @@
       </w:rPr>
     </w:lvl>
   </w:abstractNum>
-  <w:abstractNum w:abstractNumId="9" w15:restartNumberingAfterBreak="0">
+  <w:abstractNum w:abstractNumId="10" w15:restartNumberingAfterBreak="0">
     <w:nsid w:val="60FF6532"/>
     <w:multiLevelType w:val="multilevel"/>
     <w:tmpl w:val="F23699D4"/>
@@ -2480,7 +2804,7 @@
       </w:rPr>
     </w:lvl>
   </w:abstractNum>
-  <w:abstractNum w:abstractNumId="10" w15:restartNumberingAfterBreak="0">
+  <w:abstractNum w:abstractNumId="11" w15:restartNumberingAfterBreak="0">
     <w:nsid w:val="66412B02"/>
     <w:multiLevelType w:val="multilevel"/>
     <w:tmpl w:val="4B38F344"/>
@@ -2629,7 +2953,7 @@
       </w:rPr>
     </w:lvl>
   </w:abstractNum>
-  <w:abstractNum w:abstractNumId="11" w15:restartNumberingAfterBreak="0">
+  <w:abstractNum w:abstractNumId="12" w15:restartNumberingAfterBreak="0">
     <w:nsid w:val="671B3224"/>
     <w:multiLevelType w:val="multilevel"/>
     <w:tmpl w:val="A64A18F6"/>
@@ -2778,7 +3102,7 @@
       </w:rPr>
     </w:lvl>
   </w:abstractNum>
-  <w:abstractNum w:abstractNumId="12" w15:restartNumberingAfterBreak="0">
+  <w:abstractNum w:abstractNumId="13" w15:restartNumberingAfterBreak="0">
     <w:nsid w:val="6CB41260"/>
     <w:multiLevelType w:val="multilevel"/>
     <w:tmpl w:val="34B093B8"/>
@@ -2927,7 +3251,7 @@
       </w:rPr>
     </w:lvl>
   </w:abstractNum>
-  <w:abstractNum w:abstractNumId="13" w15:restartNumberingAfterBreak="0">
+  <w:abstractNum w:abstractNumId="14" w15:restartNumberingAfterBreak="0">
     <w:nsid w:val="6CF24427"/>
     <w:multiLevelType w:val="multilevel"/>
     <w:tmpl w:val="894809E6"/>
@@ -3076,7 +3400,120 @@
       </w:rPr>
     </w:lvl>
   </w:abstractNum>
-  <w:abstractNum w:abstractNumId="14" w15:restartNumberingAfterBreak="0">
+  <w:abstractNum w:abstractNumId="15" w15:restartNumberingAfterBreak="0">
+    <w:nsid w:val="708C090A"/>
+    <w:multiLevelType w:val="multilevel"/>
+    <w:tmpl w:val="0A1E701C"/>
+    <w:lvl w:ilvl="0">
+      <w:start w:val="1"/>
+      <w:numFmt w:val="decimal"/>
+      <w:lvlText w:val="%1."/>
+      <w:lvlJc w:val="left"/>
+      <w:pPr>
+        <w:tabs>
+          <w:tab w:val="num" w:pos="720"/>
+        </w:tabs>
+        <w:ind w:left="720" w:hanging="360"/>
+      </w:pPr>
+    </w:lvl>
+    <w:lvl w:ilvl="1" w:tentative="1">
+      <w:start w:val="1"/>
+      <w:numFmt w:val="decimal"/>
+      <w:lvlText w:val="%2."/>
+      <w:lvlJc w:val="left"/>
+      <w:pPr>
+        <w:tabs>
+          <w:tab w:val="num" w:pos="1440"/>
+        </w:tabs>
+        <w:ind w:left="1440" w:hanging="360"/>
+      </w:pPr>
+    </w:lvl>
+    <w:lvl w:ilvl="2" w:tentative="1">
+      <w:start w:val="1"/>
+      <w:numFmt w:val="decimal"/>
+      <w:lvlText w:val="%3."/>
+      <w:lvlJc w:val="left"/>
+      <w:pPr>
+        <w:tabs>
+          <w:tab w:val="num" w:pos="2160"/>
+        </w:tabs>
+        <w:ind w:left="2160" w:hanging="360"/>
+      </w:pPr>
+    </w:lvl>
+    <w:lvl w:ilvl="3" w:tentative="1">
+      <w:start w:val="1"/>
+      <w:numFmt w:val="decimal"/>
+      <w:lvlText w:val="%4."/>
+      <w:lvlJc w:val="left"/>
+      <w:pPr>
+        <w:tabs>
+          <w:tab w:val="num" w:pos="2880"/>
+        </w:tabs>
+        <w:ind w:left="2880" w:hanging="360"/>
+      </w:pPr>
+    </w:lvl>
+    <w:lvl w:ilvl="4" w:tentative="1">
+      <w:start w:val="1"/>
+      <w:numFmt w:val="decimal"/>
+      <w:lvlText w:val="%5."/>
+      <w:lvlJc w:val="left"/>
+      <w:pPr>
+        <w:tabs>
+          <w:tab w:val="num" w:pos="3600"/>
+        </w:tabs>
+        <w:ind w:left="3600" w:hanging="360"/>
+      </w:pPr>
+    </w:lvl>
+    <w:lvl w:ilvl="5" w:tentative="1">
+      <w:start w:val="1"/>
+      <w:numFmt w:val="decimal"/>
+      <w:lvlText w:val="%6."/>
+      <w:lvlJc w:val="left"/>
+      <w:pPr>
+        <w:tabs>
+          <w:tab w:val="num" w:pos="4320"/>
+        </w:tabs>
+        <w:ind w:left="4320" w:hanging="360"/>
+      </w:pPr>
+    </w:lvl>
+    <w:lvl w:ilvl="6" w:tentative="1">
+      <w:start w:val="1"/>
+      <w:numFmt w:val="decimal"/>
+      <w:lvlText w:val="%7."/>
+      <w:lvlJc w:val="left"/>
+      <w:pPr>
+        <w:tabs>
+          <w:tab w:val="num" w:pos="5040"/>
+        </w:tabs>
+        <w:ind w:left="5040" w:hanging="360"/>
+      </w:pPr>
+    </w:lvl>
+    <w:lvl w:ilvl="7" w:tentative="1">
+      <w:start w:val="1"/>
+      <w:numFmt w:val="decimal"/>
+      <w:lvlText w:val="%8."/>
+      <w:lvlJc w:val="left"/>
+      <w:pPr>
+        <w:tabs>
+          <w:tab w:val="num" w:pos="5760"/>
+        </w:tabs>
+        <w:ind w:left="5760" w:hanging="360"/>
+      </w:pPr>
+    </w:lvl>
+    <w:lvl w:ilvl="8" w:tentative="1">
+      <w:start w:val="1"/>
+      <w:numFmt w:val="decimal"/>
+      <w:lvlText w:val="%9."/>
+      <w:lvlJc w:val="left"/>
+      <w:pPr>
+        <w:tabs>
+          <w:tab w:val="num" w:pos="6480"/>
+        </w:tabs>
+        <w:ind w:left="6480" w:hanging="360"/>
+      </w:pPr>
+    </w:lvl>
+  </w:abstractNum>
+  <w:abstractNum w:abstractNumId="16" w15:restartNumberingAfterBreak="0">
     <w:nsid w:val="7D976BAD"/>
     <w:multiLevelType w:val="multilevel"/>
     <w:tmpl w:val="563E067A"/>
@@ -3225,7 +3662,7 @@
       </w:rPr>
     </w:lvl>
   </w:abstractNum>
-  <w:abstractNum w:abstractNumId="15" w15:restartNumberingAfterBreak="0">
+  <w:abstractNum w:abstractNumId="17" w15:restartNumberingAfterBreak="0">
     <w:nsid w:val="7F8A29A7"/>
     <w:multiLevelType w:val="multilevel"/>
     <w:tmpl w:val="4ACCEB0C"/>
@@ -3375,52 +3812,58 @@
     </w:lvl>
   </w:abstractNum>
   <w:num w:numId="1" w16cid:durableId="1599873010">
-    <w:abstractNumId w:val="14"/>
+    <w:abstractNumId w:val="16"/>
   </w:num>
   <w:num w:numId="2" w16cid:durableId="1388452896">
     <w:abstractNumId w:val="0"/>
   </w:num>
   <w:num w:numId="3" w16cid:durableId="172691237">
+    <w:abstractNumId w:val="12"/>
+  </w:num>
+  <w:num w:numId="4" w16cid:durableId="1809322058">
+    <w:abstractNumId w:val="10"/>
+  </w:num>
+  <w:num w:numId="5" w16cid:durableId="608243893">
+    <w:abstractNumId w:val="8"/>
+  </w:num>
+  <w:num w:numId="6" w16cid:durableId="1551646859">
+    <w:abstractNumId w:val="3"/>
+  </w:num>
+  <w:num w:numId="7" w16cid:durableId="67651602">
+    <w:abstractNumId w:val="2"/>
+  </w:num>
+  <w:num w:numId="8" w16cid:durableId="1895702132">
+    <w:abstractNumId w:val="7"/>
+  </w:num>
+  <w:num w:numId="9" w16cid:durableId="449209507">
+    <w:abstractNumId w:val="14"/>
+  </w:num>
+  <w:num w:numId="10" w16cid:durableId="1581479849">
+    <w:abstractNumId w:val="17"/>
+  </w:num>
+  <w:num w:numId="11" w16cid:durableId="580065598">
+    <w:abstractNumId w:val="6"/>
+  </w:num>
+  <w:num w:numId="12" w16cid:durableId="2102097133">
     <w:abstractNumId w:val="11"/>
   </w:num>
-  <w:num w:numId="4" w16cid:durableId="1809322058">
+  <w:num w:numId="13" w16cid:durableId="1346396994">
+    <w:abstractNumId w:val="13"/>
+  </w:num>
+  <w:num w:numId="14" w16cid:durableId="869297693">
+    <w:abstractNumId w:val="4"/>
+  </w:num>
+  <w:num w:numId="15" w16cid:durableId="495265365">
     <w:abstractNumId w:val="9"/>
   </w:num>
-  <w:num w:numId="5" w16cid:durableId="608243893">
-    <w:abstractNumId w:val="7"/>
+  <w:num w:numId="16" w16cid:durableId="1361122696">
+    <w:abstractNumId w:val="5"/>
   </w:num>
-  <w:num w:numId="6" w16cid:durableId="1551646859">
-    <w:abstractNumId w:val="2"/>
-  </w:num>
-  <w:num w:numId="7" w16cid:durableId="67651602">
-    <w:abstractNumId w:val="1"/>
-  </w:num>
-  <w:num w:numId="8" w16cid:durableId="1895702132">
-    <w:abstractNumId w:val="6"/>
-  </w:num>
-  <w:num w:numId="9" w16cid:durableId="449209507">
-    <w:abstractNumId w:val="13"/>
-  </w:num>
-  <w:num w:numId="10" w16cid:durableId="1581479849">
+  <w:num w:numId="17" w16cid:durableId="991761281">
     <w:abstractNumId w:val="15"/>
   </w:num>
-  <w:num w:numId="11" w16cid:durableId="580065598">
-    <w:abstractNumId w:val="5"/>
-  </w:num>
-  <w:num w:numId="12" w16cid:durableId="2102097133">
-    <w:abstractNumId w:val="10"/>
-  </w:num>
-  <w:num w:numId="13" w16cid:durableId="1346396994">
-    <w:abstractNumId w:val="12"/>
-  </w:num>
-  <w:num w:numId="14" w16cid:durableId="869297693">
-    <w:abstractNumId w:val="3"/>
-  </w:num>
-  <w:num w:numId="15" w16cid:durableId="495265365">
-    <w:abstractNumId w:val="8"/>
-  </w:num>
-  <w:num w:numId="16" w16cid:durableId="1361122696">
-    <w:abstractNumId w:val="4"/>
+  <w:num w:numId="18" w16cid:durableId="1581063321">
+    <w:abstractNumId w:val="1"/>
   </w:num>
 </w:numbering>
 </file>
@@ -3825,7 +4268,7 @@
   <w:style w:type="paragraph" w:default="1" w:styleId="Normal">
     <w:name w:val="Normal"/>
     <w:qFormat/>
-    <w:rsid w:val="0004141B"/>
+    <w:rsid w:val="0005022C"/>
   </w:style>
   <w:style w:type="paragraph" w:styleId="Heading1">
     <w:name w:val="heading 1"/>
@@ -4029,6 +4472,7 @@
   <w:style w:type="character" w:default="1" w:styleId="DefaultParagraphFont">
     <w:name w:val="Default Paragraph Font"/>
     <w:uiPriority w:val="1"/>
+    <w:semiHidden/>
     <w:unhideWhenUsed/>
   </w:style>
   <w:style w:type="table" w:default="1" w:styleId="TableNormal">
